--- a/docs/go-to-market/03_Proposal_Templates/FluxMuse_Proposal_Sample_Braiding_Studio.docx
+++ b/docs/go-to-market/03_Proposal_Templates/FluxMuse_Proposal_Sample_Braiding_Studio.docx
@@ -128,7 +128,7 @@
                 <w:color w:val="20242B"/>
                 <w:sz w:val="23"/>
               </w:rPr>
-              <w:t>SAMPLE: illustrative</w:t>
+              <w:t>EXAMPLE: not a real client, no real results</w:t>
             </w:r>
           </w:p>
           <w:p>
@@ -139,7 +139,7 @@
               <w:rPr>
                 <w:sz w:val="19"/>
               </w:rPr>
-              <w:t xml:space="preserve">A pre-filled example for a Gauteng braiding &amp; hair studio. It is not a real client, and every number in it is a target (goal), not a result. Replace the </w:t>
+              <w:t xml:space="preserve">A worked example of a proposal to a prospect: an imagined braiding &amp; hair studio. It is not a real client and describes no real results. FluxMuse has no customers or results yet; every number in it is a target (goal) to agree with the prospect. Replace the </w:t>
             </w:r>
             <w:r>
               <w:rPr>
@@ -178,7 +178,7 @@
           <w:spacing w:val="30"/>
           <w:sz w:val="17"/>
         </w:rPr>
-        <w:t>SAMPLE PROPOSAL · BRAIDING &amp; HAIR STUDIO</w:t>
+        <w:t>EXAMPLE PROPOSAL · BRAIDING &amp; HAIR STUDIO</w:t>
       </w:r>
     </w:p>
     <w:p>
@@ -188,7 +188,7 @@
       </w:pPr>
       <w:r>
         <w:rPr/>
-        <w:t>More bookings, fewer no-shows, all inside WhatsApp</w:t>
+        <w:t>Your styles, your prices and your posts, all from WhatsApp</w:t>
       </w:r>
     </w:p>
     <w:p>
@@ -226,13 +226,6 @@
           <w:shd w:val="clear" w:color="auto" w:fill="FFF1A8"/>
         </w:rPr>
         <w:t>[[AREA]]</w:t>
-      </w:r>
-      <w:r>
-        <w:rPr>
-          <w:color w:val="37474F"/>
-          <w:sz w:val="26"/>
-        </w:rPr>
-        <w:t>, Gauteng</w:t>
       </w:r>
     </w:p>
     <w:p>
@@ -432,33 +425,9 @@
             </w:pPr>
             <w:r>
               <w:rPr>
-                <w:b/>
-                <w:color w:val="20242B"/>
-                <w:sz w:val="20"/>
-                <w:shd w:val="clear" w:color="auto" w:fill="FFF1A8"/>
-              </w:rPr>
-              <w:t>[[NAME]]</w:t>
-            </w:r>
-            <w:r>
-              <w:rPr>
                 <w:sz w:val="20"/>
               </w:rPr>
-              <w:t xml:space="preserve">, </w:t>
-            </w:r>
-            <w:r>
-              <w:rPr>
-                <w:b/>
-                <w:color w:val="20242B"/>
-                <w:sz w:val="20"/>
-                <w:shd w:val="clear" w:color="auto" w:fill="FFF1A8"/>
-              </w:rPr>
-              <w:t>[[TITLE]]</w:t>
-            </w:r>
-            <w:r>
-              <w:rPr>
-                <w:sz w:val="20"/>
-              </w:rPr>
-              <w:t>, Fluxmuse Pty Ltd</w:t>
+              <w:t>Thabo Malebadi, Founder, Fluxmuse (Pty) Ltd</w:t>
             </w:r>
           </w:p>
           <w:p>
@@ -467,18 +436,9 @@
             </w:pPr>
             <w:r>
               <w:rPr>
-                <w:b/>
-                <w:color w:val="20242B"/>
-                <w:sz w:val="20"/>
-                <w:shd w:val="clear" w:color="auto" w:fill="FFF1A8"/>
-              </w:rPr>
-              <w:t>[[EMAIL]]</w:t>
-            </w:r>
-            <w:r>
-              <w:rPr>
                 <w:sz w:val="20"/>
               </w:rPr>
-              <w:t xml:space="preserve"> · </w:t>
+              <w:t xml:space="preserve">thabo@fluxmuse.com · </w:t>
             </w:r>
             <w:r>
               <w:rPr>
@@ -567,23 +527,7 @@
           <w:color w:val="5B6570"/>
           <w:sz w:val="17"/>
         </w:rPr>
-        <w:t xml:space="preserve"> only. Prices in South African rand (ZAR) and exclusive of VAT unless stated </w:t>
-      </w:r>
-      <w:r>
-        <w:rPr>
-          <w:b/>
-          <w:color w:val="20242B"/>
-          <w:sz w:val="17"/>
-          <w:shd w:val="clear" w:color="auto" w:fill="FFF1A8"/>
-        </w:rPr>
-        <w:t>[[CONFIRM VAT TREATMENT]]</w:t>
-      </w:r>
-      <w:r>
-        <w:rPr>
-          <w:color w:val="5B6570"/>
-          <w:sz w:val="17"/>
-        </w:rPr>
-        <w:t>.</w:t>
+        <w:t xml:space="preserve"> only. Prices in South African rand (ZAR); the price shown is the amount charged.</w:t>
       </w:r>
     </w:p>
     <w:p>
@@ -659,7 +603,7 @@
                 <w:b/>
                 <w:sz w:val="19"/>
               </w:rPr>
-              <w:t>Solo entrepreneur proposal (sample, pre-filled)</w:t>
+              <w:t>Solo entrepreneur proposal (worked example)</w:t>
             </w:r>
             <w:r>
               <w:rPr>
@@ -754,7 +698,7 @@
                 <w:sz w:val="19"/>
               </w:rPr>
               <w:tab/>
-              <w:t>Quote prices only from the facts file (00_FACTS_AND_ASSUMPTIONS.md). Founding Member prices (Starter R349, Growth R1,399, Scale R3,499 for the first 2 monthly bills) apply to South African sign-ups from 1 December 2026 to 31 January 2027; in Nigeria, Kenya and Ghana the same 30% applies in the first 60 days after each country's launch. Never on the Agency tier. Say “Founding Member badge and priority support” with no duration.</w:t>
+              <w:t>Quote prices only from 08_Prospects/CURRENT_OFFER.md. Every paid plan starts with payment: no trials, no free period. Free is a permanent plan, never a trial and never the lead offer.</w:t>
             </w:r>
           </w:p>
           <w:p>
@@ -791,7 +735,7 @@
                 <w:sz w:val="19"/>
               </w:rPr>
               <w:tab/>
-              <w:t>Gauteng pilot brands get pilot prices instead: Starter R249, Growth R999, Scale R2,499, Agency R3,999 for the first 2 monthly bills from 1 December 2026. Delete the offer that doesn't apply.</w:t>
+              <w:t>Founding Member is live for South African sign-ups: 30% off the first two monthly bills on Starter, Growth and Scale. No end date is set, so don't print one. Never on Agency or partner wholesale.</w:t>
             </w:r>
           </w:p>
           <w:p>
@@ -828,7 +772,7 @@
                 <w:sz w:val="19"/>
               </w:rPr>
               <w:tab/>
-              <w:t>KPI numbers are always “Target (goal)”, never results. No customer counts, ratings, testimonials or pilot results until consented pilot data exists (from December 2026).</w:t>
+              <w:t>Guarantee: only the lead guarantee, always with its conditions. Never promise cash back, sales or results.</w:t>
             </w:r>
           </w:p>
           <w:p>
@@ -865,7 +809,7 @@
                 <w:sz w:val="19"/>
               </w:rPr>
               <w:tab/>
-              <w:t>Instagram publishing, comments and DMs are pending Meta approval (in App Review). Never promise them as live.</w:t>
+              <w:t>FluxMuse has no customers or results yet. No customer counts, ratings, testimonials or case-study numbers. KPI numbers are always “Target (goal)”. Describe live features as “newly launched”.</w:t>
             </w:r>
           </w:p>
           <w:p>
@@ -902,7 +846,44 @@
                 <w:sz w:val="19"/>
               </w:rPr>
               <w:tab/>
-              <w:t>Quote prices only to businesses in the 23 rail-covered countries. Everyone else, including Botswana and Namibia (coming soon), joins the waitlist: no prices, no checkout.</w:t>
+              <w:t>Being switched on, never live: Facebook and Instagram auto-posting, checkout through FluxMuse, AI Voice (beta), daily digest, store sync. Not available: Instagram DMs and comments, checkout outside South Africa.</w:t>
+            </w:r>
+          </w:p>
+          <w:p>
+            <w:pPr>
+              <w:tabs>
+                <w:tab w:pos="397" w:val="left"/>
+              </w:tabs>
+              <w:spacing w:after="60"/>
+              <w:ind w:left="397" w:hanging="397"/>
+            </w:pPr>
+            <w:sdt>
+              <w:sdtPr>
+                <w:rPr>
+                  <w:rFonts w:ascii="MS Gothic" w:eastAsia="MS Gothic" w:hAnsi="MS Gothic" w:hint="eastAsia"/>
+                </w:rPr>
+                <w14:checkbox>
+                  <w14:checked w14:val="0"/>
+                  <w14:checkedState w14:val="2612" w14:font="MS Gothic"/>
+                  <w14:uncheckedState w14:val="2610" w14:font="MS Gothic"/>
+                </w14:checkbox>
+              </w:sdtPr>
+              <w:sdtContent>
+                <w:r>
+                  <w:rPr>
+                    <w:rFonts w:ascii="MS Gothic" w:eastAsia="MS Gothic" w:hAnsi="MS Gothic" w:hint="eastAsia"/>
+                    <w:color w:val="20242B"/>
+                  </w:rPr>
+                  <w:t>☐</w:t>
+                </w:r>
+              </w:sdtContent>
+            </w:sdt>
+            <w:r>
+              <w:rPr>
+                <w:sz w:val="19"/>
+              </w:rPr>
+              <w:tab/>
+              <w:t>South Africa only for paid plans. Prospects elsewhere join the waitlist: no prices, no checkout.</w:t>
             </w:r>
           </w:p>
           <w:p>
@@ -991,7 +972,7 @@
                 <w:sz w:val="19"/>
               </w:rPr>
               <w:tab/>
-              <w:t>This sample shows the tone and detail we want. Copy wording into the Solo template; don't send the sample itself. Delete the SAMPLE banner and header label if you adapt this file.</w:t>
+              <w:t>This is a worked example for an imagined prospect. It shows tone and detail, not real results. Copy wording into the Solo template; don't send this file. Delete the EXAMPLE banner if you adapt it.</w:t>
             </w:r>
           </w:p>
           <w:p>
@@ -1083,19 +1064,19 @@
       </w:r>
       <w:r>
         <w:rPr/>
-        <w:t>. Your work speaks for itself: clients book because they've seen your braids on WhatsApp status, Facebook and word of mouth. What's holding you back isn't talent, it's the admin: answering the same questions all day, chasing deposits, and clients who don't pitch after you've blocked out four hours for knotless braids.</w:t>
+        <w:t>. Clients book because they've seen your braids on WhatsApp Status and through word of mouth. What eats your time is the admin: sending the same price list again and again, and posting only when there's a gap between clients.</w:t>
       </w:r>
     </w:p>
     <w:p>
       <w:r>
         <w:rPr/>
-        <w:t>FluxMuse gives you an AI marketing team that replies to booking questions straight away (even at 10pm), sends reminders so fewer people forget, collects a deposit before the chair is booked, and turns your before/after photos into posts in isiZulu, Sesotho and English.</w:t>
+        <w:t>FluxMuse turns your style photos into a price list and a shop link you can share, writes captions for your before/after photos in the languages your clients speak, and alerts you on WhatsApp when someone wants to book.</w:t>
       </w:r>
     </w:p>
     <w:p>
       <w:r>
         <w:rPr/>
-        <w:t>This proposal is short on purpose: what we heard, what FluxMuse will set up, your first 60 days, the plan we recommend and how we'll both know it's working. You can start with the 14-day free trial, no card required.</w:t>
+        <w:t>FluxMuse is newly launched. We're opening with a small first group of businesses, and we set you up by hand. This proposal is short on purpose: what we heard, what we'll set up, your first 30 days, the plan we recommend and how we'll both know it's working.</w:t>
       </w:r>
     </w:p>
     <w:p>
@@ -1109,28 +1090,8 @@
     </w:p>
     <w:p>
       <w:r>
-        <w:rPr>
-          <w:b/>
-          <w:color w:val="20242B"/>
-          <w:shd w:val="clear" w:color="auto" w:fill="FFF1A8"/>
-        </w:rPr>
-        <w:t>[[NAME]]</w:t>
-      </w:r>
-      <w:r>
         <w:rPr/>
-        <w:t xml:space="preserve">, </w:t>
-      </w:r>
-      <w:r>
-        <w:rPr>
-          <w:b/>
-          <w:color w:val="20242B"/>
-          <w:shd w:val="clear" w:color="auto" w:fill="FFF1A8"/>
-        </w:rPr>
-        <w:t>[[TITLE]]</w:t>
-      </w:r>
-      <w:r>
-        <w:rPr/>
-        <w:t xml:space="preserve">, FluxMuse · </w:t>
+        <w:t xml:space="preserve">Thabo Malebadi, Founder, FluxMuse · thabo@fluxmuse.com · </w:t>
       </w:r>
       <w:r>
         <w:rPr>
@@ -1191,7 +1152,7 @@
       <w:r>
         <w:rPr/>
         <w:tab/>
-        <w:t>Booking requests get lost in busy WhatsApp chats, and messages after hours only get answered the next day</w:t>
+        <w:t>Booking requests get lost in busy WhatsApp chats, and messages after hours wait until the next day</w:t>
       </w:r>
     </w:p>
     <w:p>
@@ -1226,42 +1187,7 @@
       <w:r>
         <w:rPr/>
         <w:tab/>
-        <w:t>Clients book and don't arrive; there's no deposit, so a no-show costs a whole afternoon</w:t>
-      </w:r>
-    </w:p>
-    <w:p>
-      <w:pPr>
-        <w:tabs>
-          <w:tab w:pos="397" w:val="left"/>
-        </w:tabs>
-        <w:spacing w:after="60"/>
-        <w:ind w:left="397" w:hanging="397"/>
-      </w:pPr>
-      <w:sdt>
-        <w:sdtPr>
-          <w:rPr>
-            <w:rFonts w:ascii="MS Gothic" w:eastAsia="MS Gothic" w:hAnsi="MS Gothic" w:hint="eastAsia"/>
-          </w:rPr>
-          <w14:checkbox>
-            <w14:checked w14:val="1"/>
-            <w14:checkedState w14:val="2612" w14:font="MS Gothic"/>
-            <w14:uncheckedState w14:val="2610" w14:font="MS Gothic"/>
-          </w14:checkbox>
-        </w:sdtPr>
-        <w:sdtContent>
-          <w:r>
-            <w:rPr>
-              <w:rFonts w:ascii="MS Gothic" w:eastAsia="MS Gothic" w:hAnsi="MS Gothic" w:hint="eastAsia"/>
-              <w:color w:val="20242B"/>
-            </w:rPr>
-            <w:t>☒</w:t>
-          </w:r>
-        </w:sdtContent>
-      </w:sdt>
-      <w:r>
-        <w:rPr/>
-        <w:tab/>
-        <w:t>Payment is cash or an EFT screenshot that has to be checked by hand</w:t>
+        <w:t>The same price list and style photos get sent to every new enquiry by hand</w:t>
       </w:r>
     </w:p>
     <w:p>
@@ -1331,42 +1257,7 @@
       <w:r>
         <w:rPr/>
         <w:tab/>
-        <w:t>Regulars aren't reminded when it's time to redo their hair, so repeat visits depend on memory</w:t>
-      </w:r>
-    </w:p>
-    <w:p>
-      <w:pPr>
-        <w:tabs>
-          <w:tab w:pos="397" w:val="left"/>
-        </w:tabs>
-        <w:spacing w:after="60"/>
-        <w:ind w:left="397" w:hanging="397"/>
-      </w:pPr>
-      <w:sdt>
-        <w:sdtPr>
-          <w:rPr>
-            <w:rFonts w:ascii="MS Gothic" w:eastAsia="MS Gothic" w:hAnsi="MS Gothic" w:hint="eastAsia"/>
-          </w:rPr>
-          <w14:checkbox>
-            <w14:checked w14:val="1"/>
-            <w14:checkedState w14:val="2612" w14:font="MS Gothic"/>
-            <w14:uncheckedState w14:val="2610" w14:font="MS Gothic"/>
-          </w14:checkbox>
-        </w:sdtPr>
-        <w:sdtContent>
-          <w:r>
-            <w:rPr>
-              <w:rFonts w:ascii="MS Gothic" w:eastAsia="MS Gothic" w:hAnsi="MS Gothic" w:hint="eastAsia"/>
-              <w:color w:val="20242B"/>
-            </w:rPr>
-            <w:t>☒</w:t>
-          </w:r>
-        </w:sdtContent>
-      </w:sdt>
-      <w:r>
-        <w:rPr/>
-        <w:tab/>
-        <w:t>Customers speak isiZulu, Sesotho and English, and captions are usually English only</w:t>
+        <w:t>Clients speak isiZulu, Sesotho and English, and captions are usually English only</w:t>
       </w:r>
     </w:p>
     <w:p>
@@ -1401,7 +1292,42 @@
       <w:r>
         <w:rPr/>
         <w:tab/>
-        <w:t>Braiding hair, extensions and aftercare products are sold only when someone asks</w:t>
+        <w:t>Regulars aren't reminded when it's time to redo their hair</w:t>
+      </w:r>
+    </w:p>
+    <w:p>
+      <w:pPr>
+        <w:tabs>
+          <w:tab w:pos="397" w:val="left"/>
+        </w:tabs>
+        <w:spacing w:after="60"/>
+        <w:ind w:left="397" w:hanging="397"/>
+      </w:pPr>
+      <w:sdt>
+        <w:sdtPr>
+          <w:rPr>
+            <w:rFonts w:ascii="MS Gothic" w:eastAsia="MS Gothic" w:hAnsi="MS Gothic" w:hint="eastAsia"/>
+          </w:rPr>
+          <w14:checkbox>
+            <w14:checked w14:val="0"/>
+            <w14:checkedState w14:val="2612" w14:font="MS Gothic"/>
+            <w14:uncheckedState w14:val="2610" w14:font="MS Gothic"/>
+          </w14:checkbox>
+        </w:sdtPr>
+        <w:sdtContent>
+          <w:r>
+            <w:rPr>
+              <w:rFonts w:ascii="MS Gothic" w:eastAsia="MS Gothic" w:hAnsi="MS Gothic" w:hint="eastAsia"/>
+              <w:color w:val="20242B"/>
+            </w:rPr>
+            <w:t>☐</w:t>
+          </w:r>
+        </w:sdtContent>
+      </w:sdt>
+      <w:r>
+        <w:rPr/>
+        <w:tab/>
+        <w:t>Braiding hair and aftercare products are sold only when someone asks</w:t>
       </w:r>
     </w:p>
     <w:p>
@@ -1473,7 +1399,7 @@
         <w:drawing>
           <wp:inline xmlns:a="http://schemas.openxmlformats.org/drawingml/2006/main" xmlns:pic="http://schemas.openxmlformats.org/drawingml/2006/picture">
             <wp:extent cx="5760000" cy="3240000"/>
-            <wp:docPr id="2" name="Picture 2" descr="Segment card for solo entrepreneurs: three problems (inconsistent posting, sales lost in WhatsApp DMs, payment-link drop-off) matched to FluxMuse answers, with Starter at R499 a month and the Founding Member price of R349 a month for the first 2 months."/>
+            <wp:docPr id="2" name="Picture 2" descr="Segment card for solo entrepreneurs: everyday problems matched to what FluxMuse does on WhatsApp."/>
             <wp:cNvGraphicFramePr>
               <a:graphicFrameLocks noChangeAspect="1"/>
             </wp:cNvGraphicFramePr>
@@ -1517,7 +1443,7 @@
       </w:r>
       <w:r>
         <w:rPr/>
-        <w:t xml:space="preserve"> Solo entrepreneurs: today vs with FluxMuse. Founding Member pricing applies to South African sign-ups from 1 December 2026 to 31 January 2027.</w:t>
+        <w:t xml:space="preserve"> Solo entrepreneurs: today vs with FluxMuse.</w:t>
       </w:r>
     </w:p>
     <w:p>
@@ -1531,294 +1457,17 @@
     </w:p>
     <w:p>
       <w:pPr>
-        <w:pStyle w:val="Heading2"/>
-      </w:pPr>
-      <w:r>
-        <w:rPr/>
-        <w:t>Your AI marketing team</w:t>
-      </w:r>
-    </w:p>
-    <w:tbl>
-      <w:tblPr>
-        <w:tblW w:w="9637" w:type="dxa"/>
-        <w:jc w:val="center"/>
-        <w:tblBorders>
-          <w:top w:val="single" w:sz="4" w:space="0" w:color="D9DDE2"/>
-          <w:left w:val="single" w:sz="4" w:space="0" w:color="D9DDE2"/>
-          <w:bottom w:val="single" w:sz="4" w:space="0" w:color="D9DDE2"/>
-          <w:right w:val="single" w:sz="4" w:space="0" w:color="D9DDE2"/>
-          <w:insideH w:val="single" w:sz="4" w:space="0" w:color="D9DDE2"/>
-          <w:insideV w:val="single" w:sz="4" w:space="0" w:color="D9DDE2"/>
-        </w:tblBorders>
-        <w:tblLayout w:type="fixed"/>
-        <w:tblCellMar>
-          <w:top w:w="50" w:type="dxa"/>
-          <w:left w:w="100" w:type="dxa"/>
-          <w:bottom w:w="50" w:type="dxa"/>
-          <w:right w:w="100" w:type="dxa"/>
-        </w:tblCellMar>
-        <w:tblLook w:firstColumn="1" w:firstRow="1" w:lastColumn="0" w:lastRow="0" w:noHBand="0" w:noVBand="1" w:val="04A0"/>
-        <w:tblCaption w:val="AI marketing team roles"/>
-      </w:tblPr>
-      <w:tblGrid>
-        <w:gridCol w:w="1927"/>
-        <w:gridCol w:w="7710"/>
-      </w:tblGrid>
-      <w:tr>
-        <w:trPr>
-          <w:cantSplit/>
-          <w:tblHeader/>
-        </w:trPr>
-        <w:tc>
-          <w:tcPr>
-            <w:tcW w:type="dxa" w:w="1928"/>
-            <w:shd w:val="clear" w:color="auto" w:fill="FF6A00"/>
-            <w:vAlign w:val="center"/>
-          </w:tcPr>
-          <w:p>
-            <w:pPr>
-              <w:keepNext/>
-              <w:spacing w:after="20" w:line="252" w:lineRule="auto"/>
-            </w:pPr>
-            <w:r>
-              <w:rPr>
-                <w:rFonts w:ascii="Poppins" w:hAnsi="Poppins" w:cs="Poppins" w:eastAsia="Poppins"/>
-                <w:b/>
-                <w:color w:val="20242B"/>
-                <w:sz w:val="19"/>
-              </w:rPr>
-              <w:t>Agent</w:t>
-            </w:r>
-          </w:p>
-        </w:tc>
-        <w:tc>
-          <w:tcPr>
-            <w:tcW w:type="dxa" w:w="7710"/>
-            <w:shd w:val="clear" w:color="auto" w:fill="FF6A00"/>
-            <w:vAlign w:val="center"/>
-          </w:tcPr>
-          <w:p>
-            <w:pPr>
-              <w:keepNext/>
-              <w:spacing w:after="20" w:line="252" w:lineRule="auto"/>
-            </w:pPr>
-            <w:r>
-              <w:rPr>
-                <w:rFonts w:ascii="Poppins" w:hAnsi="Poppins" w:cs="Poppins" w:eastAsia="Poppins"/>
-                <w:b/>
-                <w:color w:val="20242B"/>
-                <w:sz w:val="19"/>
-              </w:rPr>
-              <w:t xml:space="preserve">What it does for </w:t>
-            </w:r>
-            <w:r>
-              <w:rPr>
-                <w:rFonts w:ascii="Poppins" w:hAnsi="Poppins" w:cs="Poppins" w:eastAsia="Poppins"/>
-                <w:b/>
-                <w:color w:val="20242B"/>
-                <w:sz w:val="19"/>
-                <w:shd w:val="clear" w:color="auto" w:fill="FFF1A8"/>
-              </w:rPr>
-              <w:t>[[BRAND NAME]]</w:t>
-            </w:r>
-          </w:p>
-        </w:tc>
-      </w:tr>
-      <w:tr>
-        <w:trPr>
-          <w:cantSplit/>
-        </w:trPr>
-        <w:tc>
-          <w:tcPr>
-            <w:tcW w:type="dxa" w:w="1928"/>
-            <w:vAlign w:val="center"/>
-          </w:tcPr>
-          <w:p>
-            <w:pPr>
-              <w:spacing w:after="20" w:line="252" w:lineRule="auto"/>
-            </w:pPr>
-            <w:r>
-              <w:rPr>
-                <w:b/>
-                <w:sz w:val="19"/>
-              </w:rPr>
-              <w:t>Strategist</w:t>
-            </w:r>
-          </w:p>
-        </w:tc>
-        <w:tc>
-          <w:tcPr>
-            <w:tcW w:type="dxa" w:w="7710"/>
-            <w:vAlign w:val="center"/>
-          </w:tcPr>
-          <w:p>
-            <w:pPr>
-              <w:spacing w:after="20" w:line="252" w:lineRule="auto"/>
-            </w:pPr>
-            <w:r>
-              <w:rPr>
-                <w:sz w:val="19"/>
-              </w:rPr>
-              <w:t>Plans a simple monthly calendar around your busy days: month-end, school holidays, December, and a small budget if you boost posts.</w:t>
-            </w:r>
-          </w:p>
-        </w:tc>
-      </w:tr>
-      <w:tr>
-        <w:trPr>
-          <w:cantSplit/>
-        </w:trPr>
-        <w:tc>
-          <w:tcPr>
-            <w:tcW w:type="dxa" w:w="1928"/>
-            <w:shd w:val="clear" w:color="auto" w:fill="FAFAFB"/>
-            <w:vAlign w:val="center"/>
-          </w:tcPr>
-          <w:p>
-            <w:pPr>
-              <w:spacing w:after="20" w:line="252" w:lineRule="auto"/>
-            </w:pPr>
-            <w:r>
-              <w:rPr>
-                <w:b/>
-                <w:sz w:val="19"/>
-              </w:rPr>
-              <w:t>Creator</w:t>
-            </w:r>
-          </w:p>
-        </w:tc>
-        <w:tc>
-          <w:tcPr>
-            <w:tcW w:type="dxa" w:w="7710"/>
-            <w:shd w:val="clear" w:color="auto" w:fill="FAFAFB"/>
-            <w:vAlign w:val="center"/>
-          </w:tcPr>
-          <w:p>
-            <w:pPr>
-              <w:spacing w:after="20" w:line="252" w:lineRule="auto"/>
-            </w:pPr>
-            <w:r>
-              <w:rPr>
-                <w:sz w:val="19"/>
-              </w:rPr>
-              <w:t>Turns your before/after photos into posts and captions in isiZulu, Sesotho and English, with style names and prices.</w:t>
-            </w:r>
-          </w:p>
-        </w:tc>
-      </w:tr>
-      <w:tr>
-        <w:trPr>
-          <w:cantSplit/>
-        </w:trPr>
-        <w:tc>
-          <w:tcPr>
-            <w:tcW w:type="dxa" w:w="1928"/>
-            <w:vAlign w:val="center"/>
-          </w:tcPr>
-          <w:p>
-            <w:pPr>
-              <w:spacing w:after="20" w:line="252" w:lineRule="auto"/>
-            </w:pPr>
-            <w:r>
-              <w:rPr>
-                <w:b/>
-                <w:sz w:val="19"/>
-              </w:rPr>
-              <w:t>Publisher</w:t>
-            </w:r>
-          </w:p>
-        </w:tc>
-        <w:tc>
-          <w:tcPr>
-            <w:tcW w:type="dxa" w:w="7710"/>
-            <w:vAlign w:val="center"/>
-          </w:tcPr>
-          <w:p>
-            <w:pPr>
-              <w:spacing w:after="20" w:line="252" w:lineRule="auto"/>
-            </w:pPr>
-            <w:r>
-              <w:rPr>
-                <w:sz w:val="19"/>
-              </w:rPr>
-              <w:t>Schedules posts to your Facebook Page and link-in-bio page, and sends booking reminders and rebooking nudges on WhatsApp.</w:t>
-            </w:r>
-          </w:p>
-        </w:tc>
-      </w:tr>
-      <w:tr>
-        <w:trPr>
-          <w:cantSplit/>
-        </w:trPr>
-        <w:tc>
-          <w:tcPr>
-            <w:tcW w:type="dxa" w:w="1928"/>
-            <w:shd w:val="clear" w:color="auto" w:fill="FAFAFB"/>
-            <w:vAlign w:val="center"/>
-          </w:tcPr>
-          <w:p>
-            <w:pPr>
-              <w:spacing w:after="20" w:line="252" w:lineRule="auto"/>
-            </w:pPr>
-            <w:r>
-              <w:rPr>
-                <w:b/>
-                <w:sz w:val="19"/>
-              </w:rPr>
-              <w:t>Analyst</w:t>
-            </w:r>
-          </w:p>
-        </w:tc>
-        <w:tc>
-          <w:tcPr>
-            <w:tcW w:type="dxa" w:w="7710"/>
-            <w:shd w:val="clear" w:color="auto" w:fill="FAFAFB"/>
-            <w:vAlign w:val="center"/>
-          </w:tcPr>
-          <w:p>
-            <w:pPr>
-              <w:spacing w:after="20" w:line="252" w:lineRule="auto"/>
-            </w:pPr>
-            <w:r>
-              <w:rPr>
-                <w:sz w:val="19"/>
-              </w:rPr>
-              <w:t>Shows which styles and posts bring bookings, your no-show rate, and who is due for a rebook.</w:t>
-            </w:r>
-          </w:p>
-        </w:tc>
-      </w:tr>
-    </w:tbl>
-    <w:p>
-      <w:pPr>
-        <w:spacing w:after="0" w:line="120" w:lineRule="exact"/>
-      </w:pPr>
-    </w:p>
-    <w:p>
-      <w:pPr>
-        <w:pStyle w:val="Heading2"/>
-      </w:pPr>
-      <w:r>
-        <w:rPr/>
-        <w:t>Selling on WhatsApp</w:t>
-      </w:r>
-    </w:p>
-    <w:p>
-      <w:pPr>
         <w:pStyle w:val="ListBullet"/>
       </w:pPr>
       <w:r>
-        <w:rPr/>
-        <w:t>Your WhatsApp Business number connected through Meta's Embedded Signup (WhatsApp Cloud API).</w:t>
+        <w:rPr>
+          <w:b/>
+        </w:rPr>
+        <w:t>Your styles as a shop.</w:t>
       </w:r>
-    </w:p>
-    <w:p>
-      <w:pPr>
-        <w:pStyle w:val="ListBullet"/>
-      </w:pPr>
       <w:r>
         <w:rPr/>
-        <w:t xml:space="preserve">A booking chatbot with your hours, price list and styles menu (knotless, box braids, cornrows, </w:t>
+        <w:t xml:space="preserve"> Send photos of your styles to FluxMuse on WhatsApp. The AI drafts each entry (name, description, a price guess) and you reply YES, NO or fix it. Knotless, box braids, cornrows, </w:t>
       </w:r>
       <w:r>
         <w:rPr>
@@ -1830,7 +1479,7 @@
       </w:r>
       <w:r>
         <w:rPr/>
-        <w:t>), which asks for the date, time and style and books the slot.</w:t>
+        <w:t>.</w:t>
       </w:r>
     </w:p>
     <w:p>
@@ -1838,8 +1487,14 @@
         <w:pStyle w:val="ListBullet"/>
       </w:pPr>
       <w:r>
+        <w:rPr>
+          <w:b/>
+        </w:rPr>
+        <w:t>A shop link to share</w:t>
+      </w:r>
+      <w:r>
         <w:rPr/>
-        <w:t xml:space="preserve">A deposit of </w:t>
+        <w:t xml:space="preserve"> (fluxmuse.ai/s/</w:t>
       </w:r>
       <w:r>
         <w:rPr>
@@ -1847,11 +1502,11 @@
           <w:color w:val="20242B"/>
           <w:shd w:val="clear" w:color="auto" w:fill="FFF1A8"/>
         </w:rPr>
-        <w:t>[[R AMOUNT]]</w:t>
+        <w:t>[[NAME]]</w:t>
       </w:r>
       <w:r>
         <w:rPr/>
-        <w:t xml:space="preserve"> per booking, paid by Yoco card or Ozow instant EFT, so the slot is only held once the deposit is in.</w:t>
+        <w:t>) for your bio, Status and a QR code on the mirror. When a client picks a style, the request arrives on your own WhatsApp as a ready-typed message.</w:t>
       </w:r>
     </w:p>
     <w:p>
@@ -1859,20 +1514,14 @@
         <w:pStyle w:val="ListBullet"/>
       </w:pPr>
       <w:r>
-        <w:rPr/>
-        <w:t xml:space="preserve">Automatic reminders 24 hours and 2 hours before the appointment, plus a rebooking nudge after </w:t>
-      </w:r>
-      <w:r>
         <w:rPr>
           <w:b/>
-          <w:color w:val="20242B"/>
-          <w:shd w:val="clear" w:color="auto" w:fill="FFF1A8"/>
         </w:rPr>
-        <w:t>[[N]]</w:t>
+        <w:t>Alerts on WhatsApp</w:t>
       </w:r>
       <w:r>
         <w:rPr/>
-        <w:t xml:space="preserve"> weeks.</w:t>
+        <w:t xml:space="preserve"> for every request, and you reply SOLD when a slot or product is taken.</w:t>
       </w:r>
     </w:p>
     <w:p>
@@ -1880,8 +1529,44 @@
         <w:pStyle w:val="ListBullet"/>
       </w:pPr>
       <w:r>
+        <w:rPr>
+          <w:b/>
+        </w:rPr>
+        <w:t>Posts made for you.</w:t>
+      </w:r>
+      <w:r>
         <w:rPr/>
-        <w:t>A wa.me short link and QR code for the salon mirror, flyers and your bio.</w:t>
+        <w:t xml:space="preserve"> Send POST with a before/after photo and get a caption and image back, ready to forward to your WhatsApp Status. Captions in isiZulu, Sesotho and English.</w:t>
+      </w:r>
+    </w:p>
+    <w:p>
+      <w:pPr>
+        <w:pStyle w:val="ListBullet"/>
+      </w:pPr>
+      <w:r>
+        <w:rPr>
+          <w:b/>
+        </w:rPr>
+        <w:t>Voice notes typed out</w:t>
+      </w:r>
+      <w:r>
+        <w:rPr/>
+        <w:t>, and short AI video clips for TikTok, which FluxMuse can post for you.</w:t>
+      </w:r>
+    </w:p>
+    <w:p>
+      <w:pPr>
+        <w:pStyle w:val="ListBullet"/>
+      </w:pPr>
+      <w:r>
+        <w:rPr>
+          <w:b/>
+        </w:rPr>
+        <w:t>Broadcasts to regulars who opted in</w:t>
+      </w:r>
+      <w:r>
+        <w:rPr/>
+        <w:t>, using Meta-approved templates, for a mid-week special or a rebooking nudge.</w:t>
       </w:r>
     </w:p>
     <w:tbl>
@@ -1931,7 +1616,7 @@
                 <w:color w:val="20242B"/>
                 <w:sz w:val="23"/>
               </w:rPr>
-              <w:t>Good to know</w:t>
+              <w:t>Being switched on (not live yet)</w:t>
             </w:r>
           </w:p>
           <w:p>
@@ -1943,13 +1628,13 @@
                 <w:b/>
                 <w:sz w:val="19"/>
               </w:rPr>
-              <w:t>WhatsApp checkout needs the Growth plan (R1,999/mo).</w:t>
+              <w:t>Checkout through FluxMuse.</w:t>
             </w:r>
             <w:r>
               <w:rPr>
                 <w:sz w:val="19"/>
               </w:rPr>
-              <w:t xml:space="preserve"> Starter gives you the AI team, chatbot and scheduled content. When you want customers to browse a catalog and pay without leaving WhatsApp, move to Growth. For the studio, that's the moment to sell braiding hair and aftercare products in the chat.</w:t>
+              <w:t xml:space="preserve"> Built, but not yet tested end to end with real money. Until it is, you take payment the way you do today (including deposits).</w:t>
             </w:r>
           </w:p>
           <w:p>
@@ -1958,9 +1643,16 @@
             </w:pPr>
             <w:r>
               <w:rPr>
+                <w:b/>
                 <w:sz w:val="19"/>
               </w:rPr>
-              <w:t>Instagram publishing, comments and DMs are pending Meta approval and not live yet. We'll connect Instagram once Meta approves it.</w:t>
+              <w:t>Auto-posting to Facebook and Instagram.</w:t>
+            </w:r>
+            <w:r>
+              <w:rPr>
+                <w:sz w:val="19"/>
+              </w:rPr>
+              <w:t xml:space="preserve"> Waiting for Meta approval. For now, posts come back to you on WhatsApp, ready to forward to Status or post yourself.</w:t>
             </w:r>
           </w:p>
         </w:tc>
@@ -1981,7 +1673,7 @@
         <w:drawing>
           <wp:inline xmlns:a="http://schemas.openxmlformats.org/drawingml/2006/main" xmlns:pic="http://schemas.openxmlformats.org/drawingml/2006/picture">
             <wp:extent cx="6120000" cy="3442500"/>
-            <wp:docPr id="3" name="Picture 3" descr="WhatsApp commerce flow: discover, chat, catalog, cart, pay with local rails, confirmed, loyalty, with abandoned-cart recovery and retargeting loops."/>
+            <wp:docPr id="3" name="Picture 3" descr="WhatsApp commerce flow from a shared link to an order alert on the merchant's WhatsApp."/>
             <wp:cNvGraphicFramePr>
               <a:graphicFrameLocks noChangeAspect="1"/>
             </wp:cNvGraphicFramePr>
@@ -2025,7 +1717,7 @@
       </w:r>
       <w:r>
         <w:rPr/>
-        <w:t xml:space="preserve"> From first tap to repeat booking inside WhatsApp. Catalog and in-chat checkout are on the Growth plan.</w:t>
+        <w:t xml:space="preserve"> How a request reaches you on WhatsApp. Checkout through FluxMuse is being switched on.</w:t>
       </w:r>
     </w:p>
     <w:p>
@@ -2034,13 +1726,13 @@
       </w:pPr>
       <w:r>
         <w:rPr/>
-        <w:t>4. Your first 60 days</w:t>
+        <w:t>4. Your first 30 days</w:t>
       </w:r>
     </w:p>
     <w:p>
       <w:r>
         <w:rPr/>
-        <w:t xml:space="preserve">Weeks 1 and 2 fall inside your 14-day free trial. Each week needs about </w:t>
+        <w:t xml:space="preserve">We set you up by hand. Each week needs about </w:t>
       </w:r>
       <w:r>
         <w:rPr>
@@ -2075,7 +1767,7 @@
           <w:right w:w="100" w:type="dxa"/>
         </w:tblCellMar>
         <w:tblLook w:firstColumn="1" w:firstRow="1" w:lastColumn="0" w:lastRow="0" w:noHBand="0" w:noVBand="1" w:val="04A0"/>
-        <w:tblCaption w:val="First 60 days plan"/>
+        <w:tblCaption w:val="First 30 days plan"/>
       </w:tblPr>
       <w:tblGrid>
         <w:gridCol w:w="1133"/>
@@ -2189,7 +1881,7 @@
               <w:rPr>
                 <w:sz w:val="19"/>
               </w:rPr>
-              <w:t>WhatsApp Business number and greeting; booking chatbot with hours, prices and styles menu</w:t>
+              <w:t>WhatsApp Business number and profile; your styles photographed into the shop with prices</w:t>
             </w:r>
           </w:p>
         </w:tc>
@@ -2248,22 +1940,7 @@
               <w:rPr>
                 <w:sz w:val="19"/>
               </w:rPr>
-              <w:t xml:space="preserve">Deposit link via </w:t>
-            </w:r>
-            <w:r>
-              <w:rPr>
-                <w:b/>
-                <w:color w:val="20242B"/>
-                <w:sz w:val="19"/>
-                <w:shd w:val="clear" w:color="auto" w:fill="FFF1A8"/>
-              </w:rPr>
-              <w:t>[[Yoco / Ozow]]</w:t>
-            </w:r>
-            <w:r>
-              <w:rPr>
-                <w:sz w:val="19"/>
-              </w:rPr>
-              <w:t>; reminders 24h and 2h before; Facebook Page and link-in-bio connected</w:t>
+              <w:t>Shop link live; QR code for the mirror and flyers; first before/after posts in isiZulu, Sesotho and English</w:t>
             </w:r>
           </w:p>
         </w:tc>
@@ -2281,7 +1958,7 @@
               <w:rPr>
                 <w:sz w:val="19"/>
               </w:rPr>
-              <w:t>Set the deposit amount; approve reminder wording</w:t>
+              <w:t>Approve posts; print the QR code</w:t>
             </w:r>
           </w:p>
         </w:tc>
@@ -2321,7 +1998,16 @@
               <w:rPr>
                 <w:sz w:val="19"/>
               </w:rPr>
-              <w:t>wa.me link and QR code for the mirror and flyers; first 2 weeks of before/after posts in isiZulu, Sesotho and English</w:t>
+              <w:t xml:space="preserve">Opt-in prompt for regulars; first broadcast with an approved template: </w:t>
+            </w:r>
+            <w:r>
+              <w:rPr>
+                <w:b/>
+                <w:color w:val="20242B"/>
+                <w:sz w:val="19"/>
+                <w:shd w:val="clear" w:color="auto" w:fill="FFF1A8"/>
+              </w:rPr>
+              <w:t>[[OFFER]]</w:t>
             </w:r>
           </w:p>
         </w:tc>
@@ -2338,7 +2024,7 @@
               <w:rPr>
                 <w:sz w:val="19"/>
               </w:rPr>
-              <w:t>Approve posts; print the QR code</w:t>
+              <w:t>Ask walk-ins to opt in</w:t>
             </w:r>
           </w:p>
         </w:tc>
@@ -2380,7 +2066,7 @@
               <w:rPr>
                 <w:sz w:val="19"/>
               </w:rPr>
-              <w:t>Baseline check: bookings, no-shows, deposits, reply time, posts. Agree targets together</w:t>
+              <w:t>Review: requests through the link, posts made, leads counted for the guarantee</w:t>
             </w:r>
           </w:p>
         </w:tc>
@@ -2403,260 +2089,78 @@
           </w:p>
         </w:tc>
       </w:tr>
+    </w:tbl>
+    <w:p>
+      <w:pPr>
+        <w:spacing w:after="0" w:line="120" w:lineRule="exact"/>
+      </w:pPr>
+    </w:p>
+    <w:tbl>
+      <w:tblPr>
+        <w:tblW w:w="9637" w:type="dxa"/>
+        <w:jc w:val="center"/>
+        <w:tblBorders/>
+        <w:tblLayout w:type="fixed"/>
+        <w:tblCellMar>
+          <w:top w:w="50" w:type="dxa"/>
+          <w:left w:w="100" w:type="dxa"/>
+          <w:bottom w:w="50" w:type="dxa"/>
+          <w:right w:w="100" w:type="dxa"/>
+        </w:tblCellMar>
+        <w:tblLook w:firstColumn="1" w:firstRow="1" w:lastColumn="0" w:lastRow="0" w:noHBand="0" w:noVBand="1" w:val="04A0"/>
+        <w:tblCaption w:val="Layout: callout"/>
+      </w:tblPr>
+      <w:tblGrid>
+        <w:gridCol w:w="9637"/>
+      </w:tblGrid>
       <w:tr>
-        <w:trPr>
-          <w:cantSplit/>
-        </w:trPr>
         <w:tc>
           <w:tcPr>
-            <w:tcW w:type="dxa" w:w="1134"/>
-            <w:vAlign w:val="center"/>
+            <w:tcW w:type="dxa" w:w="9638"/>
+            <w:tcBorders>
+              <w:top w:val="nil" w:sz="0" w:space="0" w:color="auto"/>
+              <w:left w:val="single" w:sz="36" w:space="0" w:color="FF6A00"/>
+              <w:bottom w:val="nil" w:sz="0" w:space="0" w:color="auto"/>
+              <w:right w:val="nil" w:sz="0" w:space="0" w:color="auto"/>
+            </w:tcBorders>
+            <w:shd w:val="clear" w:color="auto" w:fill="FFF4EB"/>
+            <w:tcMar>
+              <w:top w:w="140" w:type="dxa"/>
+              <w:left w:w="220" w:type="dxa"/>
+              <w:bottom w:w="120" w:type="dxa"/>
+              <w:right w:w="200" w:type="dxa"/>
+            </w:tcMar>
           </w:tcPr>
           <w:p>
             <w:pPr>
-              <w:spacing w:after="20" w:line="252" w:lineRule="auto"/>
+              <w:spacing w:after="80"/>
+            </w:pPr>
+            <w:r>
+              <w:rPr>
+                <w:rFonts w:ascii="Poppins" w:hAnsi="Poppins" w:cs="Poppins" w:eastAsia="Poppins"/>
+                <w:b/>
+                <w:color w:val="20242B"/>
+                <w:sz w:val="23"/>
+              </w:rPr>
+              <w:t>Our lead guarantee</w:t>
+            </w:r>
+          </w:p>
+          <w:p>
+            <w:pPr>
+              <w:spacing w:after="80"/>
             </w:pPr>
             <w:r>
               <w:rPr>
                 <w:b/>
                 <w:sz w:val="19"/>
               </w:rPr>
-              <w:t>Week 5</w:t>
-            </w:r>
-          </w:p>
-        </w:tc>
-        <w:tc>
-          <w:tcPr>
-            <w:tcW w:type="dxa" w:w="5329"/>
-            <w:vAlign w:val="center"/>
-          </w:tcPr>
-          <w:p>
-            <w:pPr>
-              <w:spacing w:after="20" w:line="252" w:lineRule="auto"/>
-            </w:pPr>
-            <w:r>
-              <w:rPr>
-                <w:sz w:val="19"/>
-              </w:rPr>
-              <w:t xml:space="preserve">Broadcast to opted-in regulars: </w:t>
-            </w:r>
-            <w:r>
-              <w:rPr>
-                <w:b/>
-                <w:color w:val="20242B"/>
-                <w:sz w:val="19"/>
-                <w:shd w:val="clear" w:color="auto" w:fill="FFF1A8"/>
-              </w:rPr>
-              <w:t>[[OFFER, e.g. mid-week braids special]]</w:t>
-            </w:r>
-          </w:p>
-        </w:tc>
-        <w:tc>
-          <w:tcPr>
-            <w:tcW w:type="dxa" w:w="3175"/>
-            <w:vAlign w:val="center"/>
-          </w:tcPr>
-          <w:p>
-            <w:pPr>
-              <w:spacing w:after="20" w:line="252" w:lineRule="auto"/>
-            </w:pPr>
-            <w:r>
-              <w:rPr>
-                <w:sz w:val="19"/>
-              </w:rPr>
-              <w:t>Ask walk-ins to opt in via the QR code</w:t>
-            </w:r>
-          </w:p>
-        </w:tc>
-      </w:tr>
-      <w:tr>
-        <w:trPr>
-          <w:cantSplit/>
-        </w:trPr>
-        <w:tc>
-          <w:tcPr>
-            <w:tcW w:type="dxa" w:w="1134"/>
-            <w:shd w:val="clear" w:color="auto" w:fill="FAFAFB"/>
-            <w:vAlign w:val="center"/>
-          </w:tcPr>
-          <w:p>
-            <w:pPr>
-              <w:spacing w:after="20" w:line="252" w:lineRule="auto"/>
-            </w:pPr>
-            <w:r>
-              <w:rPr>
-                <w:b/>
-                <w:sz w:val="19"/>
-              </w:rPr>
-              <w:t>Week 6</w:t>
-            </w:r>
-          </w:p>
-        </w:tc>
-        <w:tc>
-          <w:tcPr>
-            <w:tcW w:type="dxa" w:w="5329"/>
-            <w:shd w:val="clear" w:color="auto" w:fill="FAFAFB"/>
-            <w:vAlign w:val="center"/>
-          </w:tcPr>
-          <w:p>
-            <w:pPr>
-              <w:spacing w:after="20" w:line="252" w:lineRule="auto"/>
-            </w:pPr>
-            <w:r>
-              <w:rPr>
-                <w:sz w:val="19"/>
-              </w:rPr>
-              <w:t xml:space="preserve">Rebooking nudges for clients due in </w:t>
-            </w:r>
-            <w:r>
-              <w:rPr>
-                <w:b/>
-                <w:color w:val="20242B"/>
-                <w:sz w:val="19"/>
-                <w:shd w:val="clear" w:color="auto" w:fill="FFF1A8"/>
-              </w:rPr>
-              <w:t>[[N]]</w:t>
+              <w:t>Lead guarantee:</w:t>
             </w:r>
             <w:r>
               <w:rPr>
                 <w:sz w:val="19"/>
               </w:rPr>
-              <w:t xml:space="preserve"> weeks; test two post styles (before/after vs price card)</w:t>
-            </w:r>
-          </w:p>
-        </w:tc>
-        <w:tc>
-          <w:tcPr>
-            <w:tcW w:type="dxa" w:w="3175"/>
-            <w:shd w:val="clear" w:color="auto" w:fill="FAFAFB"/>
-            <w:vAlign w:val="center"/>
-          </w:tcPr>
-          <w:p>
-            <w:pPr>
-              <w:spacing w:after="20" w:line="252" w:lineRule="auto"/>
-            </w:pPr>
-            <w:r>
-              <w:rPr>
-                <w:sz w:val="19"/>
-              </w:rPr>
-              <w:t>Take before/after photos with consent</w:t>
-            </w:r>
-          </w:p>
-        </w:tc>
-      </w:tr>
-      <w:tr>
-        <w:trPr>
-          <w:cantSplit/>
-        </w:trPr>
-        <w:tc>
-          <w:tcPr>
-            <w:tcW w:type="dxa" w:w="1134"/>
-            <w:vAlign w:val="center"/>
-          </w:tcPr>
-          <w:p>
-            <w:pPr>
-              <w:spacing w:after="20" w:line="252" w:lineRule="auto"/>
-            </w:pPr>
-            <w:r>
-              <w:rPr>
-                <w:b/>
-                <w:sz w:val="19"/>
-              </w:rPr>
-              <w:t>Week 7</w:t>
-            </w:r>
-          </w:p>
-        </w:tc>
-        <w:tc>
-          <w:tcPr>
-            <w:tcW w:type="dxa" w:w="5329"/>
-            <w:vAlign w:val="center"/>
-          </w:tcPr>
-          <w:p>
-            <w:pPr>
-              <w:spacing w:after="20" w:line="252" w:lineRule="auto"/>
-            </w:pPr>
-            <w:r>
-              <w:rPr>
-                <w:sz w:val="19"/>
-              </w:rPr>
-              <w:t>Analyst review: which styles and days fill up; adjust posting times and offers</w:t>
-            </w:r>
-          </w:p>
-        </w:tc>
-        <w:tc>
-          <w:tcPr>
-            <w:tcW w:type="dxa" w:w="3175"/>
-            <w:vAlign w:val="center"/>
-          </w:tcPr>
-          <w:p>
-            <w:pPr>
-              <w:spacing w:after="20" w:line="252" w:lineRule="auto"/>
-            </w:pPr>
-            <w:r>
-              <w:rPr>
-                <w:sz w:val="19"/>
-              </w:rPr>
-              <w:t>Review call</w:t>
-            </w:r>
-          </w:p>
-        </w:tc>
-      </w:tr>
-      <w:tr>
-        <w:trPr>
-          <w:cantSplit/>
-        </w:trPr>
-        <w:tc>
-          <w:tcPr>
-            <w:tcW w:type="dxa" w:w="1134"/>
-            <w:shd w:val="clear" w:color="auto" w:fill="FAFAFB"/>
-            <w:vAlign w:val="center"/>
-          </w:tcPr>
-          <w:p>
-            <w:pPr>
-              <w:spacing w:after="20" w:line="252" w:lineRule="auto"/>
-            </w:pPr>
-            <w:r>
-              <w:rPr>
-                <w:b/>
-                <w:sz w:val="19"/>
-              </w:rPr>
-              <w:t>Week 8</w:t>
-            </w:r>
-          </w:p>
-        </w:tc>
-        <w:tc>
-          <w:tcPr>
-            <w:tcW w:type="dxa" w:w="5329"/>
-            <w:shd w:val="clear" w:color="auto" w:fill="FAFAFB"/>
-            <w:vAlign w:val="center"/>
-          </w:tcPr>
-          <w:p>
-            <w:pPr>
-              <w:spacing w:after="20" w:line="252" w:lineRule="auto"/>
-            </w:pPr>
-            <w:r>
-              <w:rPr>
-                <w:sz w:val="19"/>
-              </w:rPr>
-              <w:t>60-day review against targets; decide on Starter or Growth (catalog and in-chat checkout for products)</w:t>
-            </w:r>
-          </w:p>
-        </w:tc>
-        <w:tc>
-          <w:tcPr>
-            <w:tcW w:type="dxa" w:w="3175"/>
-            <w:shd w:val="clear" w:color="auto" w:fill="FAFAFB"/>
-            <w:vAlign w:val="center"/>
-          </w:tcPr>
-          <w:p>
-            <w:pPr>
-              <w:spacing w:after="20" w:line="252" w:lineRule="auto"/>
-            </w:pPr>
-            <w:r>
-              <w:rPr>
-                <w:sz w:val="19"/>
-              </w:rPr>
-              <w:t>Choose your plan</w:t>
+              <w:t xml:space="preserve"> 3 qualified leads in your first 30 days after go-live. A qualified lead is a unique WhatsApp number that starts a conversation through a FluxMuse-tracked link or QR code. If fewer than 3 arrive and you held up your side (shared the link and posted at least weekly), we keep working with you at no extra charge until you have 3. It is extra support, not a cash payment.</w:t>
             </w:r>
           </w:p>
         </w:tc>
@@ -2664,7 +2168,7 @@
     </w:tbl>
     <w:p>
       <w:pPr>
-        <w:spacing w:after="0" w:line="120" w:lineRule="exact"/>
+        <w:spacing w:after="0" w:line="160" w:lineRule="exact"/>
       </w:pPr>
     </w:p>
     <w:p>
@@ -2674,6 +2178,12 @@
       <w:r>
         <w:rPr/>
         <w:t>5. Plans for you</w:t>
+      </w:r>
+    </w:p>
+    <w:p>
+      <w:r>
+        <w:rPr/>
+        <w:t>Every paid plan starts with payment. Annual billing is 10× the monthly price for 12 months.</w:t>
       </w:r>
     </w:p>
     <w:tbl>
@@ -2696,12 +2206,13 @@
           <w:right w:w="100" w:type="dxa"/>
         </w:tblCellMar>
         <w:tblLook w:firstColumn="1" w:firstRow="1" w:lastColumn="0" w:lastRow="0" w:noHBand="0" w:noVBand="1" w:val="04A0"/>
-        <w:tblCaption w:val="Starter and Growth plan comparison"/>
+        <w:tblCaption w:val="Nano, Micro and Starter plan comparison"/>
       </w:tblPr>
       <w:tblGrid>
-        <w:gridCol w:w="4195"/>
-        <w:gridCol w:w="2721"/>
-        <w:gridCol w:w="2721"/>
+        <w:gridCol w:w="3855"/>
+        <w:gridCol w:w="1927"/>
+        <w:gridCol w:w="1927"/>
+        <w:gridCol w:w="1927"/>
       </w:tblGrid>
       <w:tr>
         <w:trPr>
@@ -2710,7 +2221,7 @@
         </w:trPr>
         <w:tc>
           <w:tcPr>
-            <w:tcW w:type="dxa" w:w="4195"/>
+            <w:tcW w:type="dxa" w:w="3855"/>
             <w:shd w:val="clear" w:color="auto" w:fill="FF6A00"/>
             <w:vAlign w:val="center"/>
           </w:tcPr>
@@ -2723,7 +2234,53 @@
         </w:tc>
         <w:tc>
           <w:tcPr>
-            <w:tcW w:type="dxa" w:w="2721"/>
+            <w:tcW w:type="dxa" w:w="1928"/>
+            <w:shd w:val="clear" w:color="auto" w:fill="FF6A00"/>
+            <w:vAlign w:val="center"/>
+          </w:tcPr>
+          <w:p>
+            <w:pPr>
+              <w:keepNext/>
+              <w:spacing w:after="20" w:line="252" w:lineRule="auto"/>
+              <w:jc w:val="center"/>
+            </w:pPr>
+            <w:r>
+              <w:rPr>
+                <w:rFonts w:ascii="Poppins" w:hAnsi="Poppins" w:cs="Poppins" w:eastAsia="Poppins"/>
+                <w:b/>
+                <w:color w:val="20242B"/>
+                <w:sz w:val="19"/>
+              </w:rPr>
+              <w:t>Nano</w:t>
+            </w:r>
+          </w:p>
+        </w:tc>
+        <w:tc>
+          <w:tcPr>
+            <w:tcW w:type="dxa" w:w="1928"/>
+            <w:shd w:val="clear" w:color="auto" w:fill="FF6A00"/>
+            <w:vAlign w:val="center"/>
+          </w:tcPr>
+          <w:p>
+            <w:pPr>
+              <w:keepNext/>
+              <w:spacing w:after="20" w:line="252" w:lineRule="auto"/>
+              <w:jc w:val="center"/>
+            </w:pPr>
+            <w:r>
+              <w:rPr>
+                <w:rFonts w:ascii="Poppins" w:hAnsi="Poppins" w:cs="Poppins" w:eastAsia="Poppins"/>
+                <w:b/>
+                <w:color w:val="20242B"/>
+                <w:sz w:val="19"/>
+              </w:rPr>
+              <w:t>Micro</w:t>
+            </w:r>
+          </w:p>
+        </w:tc>
+        <w:tc>
+          <w:tcPr>
+            <w:tcW w:type="dxa" w:w="1928"/>
             <w:shd w:val="clear" w:color="auto" w:fill="FF6A00"/>
             <w:vAlign w:val="center"/>
           </w:tcPr>
@@ -2744,29 +2301,6 @@
             </w:r>
           </w:p>
         </w:tc>
-        <w:tc>
-          <w:tcPr>
-            <w:tcW w:type="dxa" w:w="2721"/>
-            <w:shd w:val="clear" w:color="auto" w:fill="FF6A00"/>
-            <w:vAlign w:val="center"/>
-          </w:tcPr>
-          <w:p>
-            <w:pPr>
-              <w:keepNext/>
-              <w:spacing w:after="20" w:line="252" w:lineRule="auto"/>
-              <w:jc w:val="center"/>
-            </w:pPr>
-            <w:r>
-              <w:rPr>
-                <w:rFonts w:ascii="Poppins" w:hAnsi="Poppins" w:cs="Poppins" w:eastAsia="Poppins"/>
-                <w:b/>
-                <w:color w:val="20242B"/>
-                <w:sz w:val="19"/>
-              </w:rPr>
-              <w:t>Growth</w:t>
-            </w:r>
-          </w:p>
-        </w:tc>
       </w:tr>
       <w:tr>
         <w:trPr>
@@ -2774,7 +2308,8 @@
         </w:trPr>
         <w:tc>
           <w:tcPr>
-            <w:tcW w:type="dxa" w:w="4195"/>
+            <w:tcW w:type="dxa" w:w="3855"/>
+            <w:shd w:val="clear" w:color="auto" w:fill="FFF4EB"/>
             <w:vAlign w:val="center"/>
           </w:tcPr>
           <w:p>
@@ -2792,7 +2327,46 @@
         </w:tc>
         <w:tc>
           <w:tcPr>
-            <w:tcW w:type="dxa" w:w="2721"/>
+            <w:tcW w:type="dxa" w:w="1928"/>
+            <w:shd w:val="clear" w:color="auto" w:fill="FFF4EB"/>
+            <w:vAlign w:val="center"/>
+          </w:tcPr>
+          <w:p>
+            <w:pPr>
+              <w:spacing w:after="20" w:line="252" w:lineRule="auto"/>
+              <w:jc w:val="center"/>
+            </w:pPr>
+            <w:r>
+              <w:rPr>
+                <w:sz w:val="19"/>
+              </w:rPr>
+              <w:t>R149</w:t>
+            </w:r>
+          </w:p>
+        </w:tc>
+        <w:tc>
+          <w:tcPr>
+            <w:tcW w:type="dxa" w:w="1928"/>
+            <w:shd w:val="clear" w:color="auto" w:fill="FFF4EB"/>
+            <w:vAlign w:val="center"/>
+          </w:tcPr>
+          <w:p>
+            <w:pPr>
+              <w:spacing w:after="20" w:line="252" w:lineRule="auto"/>
+              <w:jc w:val="center"/>
+            </w:pPr>
+            <w:r>
+              <w:rPr>
+                <w:sz w:val="19"/>
+              </w:rPr>
+              <w:t>R289</w:t>
+            </w:r>
+          </w:p>
+        </w:tc>
+        <w:tc>
+          <w:tcPr>
+            <w:tcW w:type="dxa" w:w="1928"/>
+            <w:shd w:val="clear" w:color="auto" w:fill="FFF4EB"/>
             <w:vAlign w:val="center"/>
           </w:tcPr>
           <w:p>
@@ -2808,9 +2382,34 @@
             </w:r>
           </w:p>
         </w:tc>
+      </w:tr>
+      <w:tr>
+        <w:trPr>
+          <w:cantSplit/>
+        </w:trPr>
         <w:tc>
           <w:tcPr>
-            <w:tcW w:type="dxa" w:w="2721"/>
+            <w:tcW w:type="dxa" w:w="3855"/>
+            <w:shd w:val="clear" w:color="auto" w:fill="FAFAFB"/>
+            <w:vAlign w:val="center"/>
+          </w:tcPr>
+          <w:p>
+            <w:pPr>
+              <w:spacing w:after="20" w:line="252" w:lineRule="auto"/>
+            </w:pPr>
+            <w:r>
+              <w:rPr>
+                <w:b/>
+                <w:sz w:val="19"/>
+              </w:rPr>
+              <w:t>Annual price</w:t>
+            </w:r>
+          </w:p>
+        </w:tc>
+        <w:tc>
+          <w:tcPr>
+            <w:tcW w:type="dxa" w:w="1928"/>
+            <w:shd w:val="clear" w:color="auto" w:fill="FAFAFB"/>
             <w:vAlign w:val="center"/>
           </w:tcPr>
           <w:p>
@@ -2822,50 +2421,14 @@
               <w:rPr>
                 <w:sz w:val="19"/>
               </w:rPr>
-              <w:t>R1,999</w:t>
-            </w:r>
-          </w:p>
-        </w:tc>
-      </w:tr>
-      <w:tr>
-        <w:trPr>
-          <w:cantSplit/>
-        </w:trPr>
-        <w:tc>
-          <w:tcPr>
-            <w:tcW w:type="dxa" w:w="4195"/>
-            <w:shd w:val="clear" w:color="auto" w:fill="FFF4EB"/>
-            <w:vAlign w:val="center"/>
-          </w:tcPr>
-          <w:p>
-            <w:pPr>
-              <w:spacing w:after="20" w:line="252" w:lineRule="auto"/>
-            </w:pPr>
-            <w:r>
-              <w:rPr>
-                <w:b/>
-                <w:sz w:val="19"/>
-              </w:rPr>
-              <w:t>Founding Member price</w:t>
-            </w:r>
-          </w:p>
-          <w:p>
-            <w:pPr>
-              <w:spacing w:after="20" w:line="252" w:lineRule="auto"/>
-            </w:pPr>
-            <w:r>
-              <w:rPr>
-                <w:b/>
-                <w:sz w:val="19"/>
-              </w:rPr>
-              <w:t>(first 2 monthly bills)</w:t>
+              <w:t>R1,490</w:t>
             </w:r>
           </w:p>
         </w:tc>
         <w:tc>
           <w:tcPr>
-            <w:tcW w:type="dxa" w:w="2721"/>
-            <w:shd w:val="clear" w:color="auto" w:fill="FFF4EB"/>
+            <w:tcW w:type="dxa" w:w="1928"/>
+            <w:shd w:val="clear" w:color="auto" w:fill="FAFAFB"/>
             <w:vAlign w:val="center"/>
           </w:tcPr>
           <w:p>
@@ -2877,55 +2440,14 @@
               <w:rPr>
                 <w:sz w:val="19"/>
               </w:rPr>
-              <w:t>R349, then R499</w:t>
+              <w:t>R2,890</w:t>
             </w:r>
           </w:p>
         </w:tc>
         <w:tc>
           <w:tcPr>
-            <w:tcW w:type="dxa" w:w="2721"/>
-            <w:shd w:val="clear" w:color="auto" w:fill="FFF4EB"/>
-            <w:vAlign w:val="center"/>
-          </w:tcPr>
-          <w:p>
-            <w:pPr>
-              <w:spacing w:after="20" w:line="252" w:lineRule="auto"/>
-              <w:jc w:val="center"/>
-            </w:pPr>
-            <w:r>
-              <w:rPr>
-                <w:sz w:val="19"/>
-              </w:rPr>
-              <w:t>R1,399, then R1,999</w:t>
-            </w:r>
-          </w:p>
-        </w:tc>
-      </w:tr>
-      <w:tr>
-        <w:trPr>
-          <w:cantSplit/>
-        </w:trPr>
-        <w:tc>
-          <w:tcPr>
-            <w:tcW w:type="dxa" w:w="4195"/>
-            <w:vAlign w:val="center"/>
-          </w:tcPr>
-          <w:p>
-            <w:pPr>
-              <w:spacing w:after="20" w:line="252" w:lineRule="auto"/>
-            </w:pPr>
-            <w:r>
-              <w:rPr>
-                <w:b/>
-                <w:sz w:val="19"/>
-              </w:rPr>
-              <w:t>Annual price (2 months free)</w:t>
-            </w:r>
-          </w:p>
-        </w:tc>
-        <w:tc>
-          <w:tcPr>
-            <w:tcW w:type="dxa" w:w="2721"/>
+            <w:tcW w:type="dxa" w:w="1928"/>
+            <w:shd w:val="clear" w:color="auto" w:fill="FAFAFB"/>
             <w:vAlign w:val="center"/>
           </w:tcPr>
           <w:p>
@@ -2941,9 +2463,32 @@
             </w:r>
           </w:p>
         </w:tc>
+      </w:tr>
+      <w:tr>
+        <w:trPr>
+          <w:cantSplit/>
+        </w:trPr>
         <w:tc>
           <w:tcPr>
-            <w:tcW w:type="dxa" w:w="2721"/>
+            <w:tcW w:type="dxa" w:w="3855"/>
+            <w:vAlign w:val="center"/>
+          </w:tcPr>
+          <w:p>
+            <w:pPr>
+              <w:spacing w:after="20" w:line="252" w:lineRule="auto"/>
+            </w:pPr>
+            <w:r>
+              <w:rPr>
+                <w:b/>
+                <w:sz w:val="19"/>
+              </w:rPr>
+              <w:t>Brands · channels</w:t>
+            </w:r>
+          </w:p>
+        </w:tc>
+        <w:tc>
+          <w:tcPr>
+            <w:tcW w:type="dxa" w:w="1928"/>
             <w:vAlign w:val="center"/>
           </w:tcPr>
           <w:p>
@@ -2955,7 +2500,43 @@
               <w:rPr>
                 <w:sz w:val="19"/>
               </w:rPr>
-              <w:t>R19,990</w:t>
+              <w:t>1 · 3</w:t>
+            </w:r>
+          </w:p>
+        </w:tc>
+        <w:tc>
+          <w:tcPr>
+            <w:tcW w:type="dxa" w:w="1928"/>
+            <w:vAlign w:val="center"/>
+          </w:tcPr>
+          <w:p>
+            <w:pPr>
+              <w:spacing w:after="20" w:line="252" w:lineRule="auto"/>
+              <w:jc w:val="center"/>
+            </w:pPr>
+            <w:r>
+              <w:rPr>
+                <w:sz w:val="19"/>
+              </w:rPr>
+              <w:t>1 · 4</w:t>
+            </w:r>
+          </w:p>
+        </w:tc>
+        <w:tc>
+          <w:tcPr>
+            <w:tcW w:type="dxa" w:w="1928"/>
+            <w:vAlign w:val="center"/>
+          </w:tcPr>
+          <w:p>
+            <w:pPr>
+              <w:spacing w:after="20" w:line="252" w:lineRule="auto"/>
+              <w:jc w:val="center"/>
+            </w:pPr>
+            <w:r>
+              <w:rPr>
+                <w:sz w:val="19"/>
+              </w:rPr>
+              <w:t>1 · 3</w:t>
             </w:r>
           </w:p>
         </w:tc>
@@ -2966,7 +2547,7 @@
         </w:trPr>
         <w:tc>
           <w:tcPr>
-            <w:tcW w:type="dxa" w:w="4195"/>
+            <w:tcW w:type="dxa" w:w="3855"/>
             <w:shd w:val="clear" w:color="auto" w:fill="FAFAFB"/>
             <w:vAlign w:val="center"/>
           </w:tcPr>
@@ -2979,74 +2560,14 @@
                 <w:b/>
                 <w:sz w:val="19"/>
               </w:rPr>
-              <w:t>Brands · channels · AI credits/mo</w:t>
+              <w:t>WhatsApp Concierge, shop link, order alerts</w:t>
             </w:r>
           </w:p>
         </w:tc>
         <w:tc>
           <w:tcPr>
-            <w:tcW w:type="dxa" w:w="2721"/>
+            <w:tcW w:type="dxa" w:w="1928"/>
             <w:shd w:val="clear" w:color="auto" w:fill="FAFAFB"/>
-            <w:vAlign w:val="center"/>
-          </w:tcPr>
-          <w:p>
-            <w:pPr>
-              <w:spacing w:after="20" w:line="252" w:lineRule="auto"/>
-              <w:jc w:val="center"/>
-            </w:pPr>
-            <w:r>
-              <w:rPr>
-                <w:sz w:val="19"/>
-              </w:rPr>
-              <w:t>1 · 3 · 5,000</w:t>
-            </w:r>
-          </w:p>
-        </w:tc>
-        <w:tc>
-          <w:tcPr>
-            <w:tcW w:type="dxa" w:w="2721"/>
-            <w:shd w:val="clear" w:color="auto" w:fill="FAFAFB"/>
-            <w:vAlign w:val="center"/>
-          </w:tcPr>
-          <w:p>
-            <w:pPr>
-              <w:spacing w:after="20" w:line="252" w:lineRule="auto"/>
-              <w:jc w:val="center"/>
-            </w:pPr>
-            <w:r>
-              <w:rPr>
-                <w:sz w:val="19"/>
-              </w:rPr>
-              <w:t>3 · 15 · 25,000</w:t>
-            </w:r>
-          </w:p>
-        </w:tc>
-      </w:tr>
-      <w:tr>
-        <w:trPr>
-          <w:cantSplit/>
-        </w:trPr>
-        <w:tc>
-          <w:tcPr>
-            <w:tcW w:type="dxa" w:w="4195"/>
-            <w:vAlign w:val="center"/>
-          </w:tcPr>
-          <w:p>
-            <w:pPr>
-              <w:spacing w:after="20" w:line="252" w:lineRule="auto"/>
-            </w:pPr>
-            <w:r>
-              <w:rPr>
-                <w:b/>
-                <w:sz w:val="19"/>
-              </w:rPr>
-              <w:t>AI marketing team and chatbot</w:t>
-            </w:r>
-          </w:p>
-        </w:tc>
-        <w:tc>
-          <w:tcPr>
-            <w:tcW w:type="dxa" w:w="2721"/>
             <w:vAlign w:val="center"/>
           </w:tcPr>
           <w:p>
@@ -3064,7 +2585,8 @@
         </w:tc>
         <w:tc>
           <w:tcPr>
-            <w:tcW w:type="dxa" w:w="2721"/>
+            <w:tcW w:type="dxa" w:w="1928"/>
+            <w:shd w:val="clear" w:color="auto" w:fill="FAFAFB"/>
             <w:vAlign w:val="center"/>
           </w:tcPr>
           <w:p>
@@ -3080,52 +2602,9 @@
             </w:r>
           </w:p>
         </w:tc>
-      </w:tr>
-      <w:tr>
-        <w:trPr>
-          <w:cantSplit/>
-        </w:trPr>
         <w:tc>
           <w:tcPr>
-            <w:tcW w:type="dxa" w:w="4195"/>
-            <w:shd w:val="clear" w:color="auto" w:fill="FAFAFB"/>
-            <w:vAlign w:val="center"/>
-          </w:tcPr>
-          <w:p>
-            <w:pPr>
-              <w:spacing w:after="20" w:line="252" w:lineRule="auto"/>
-            </w:pPr>
-            <w:r>
-              <w:rPr>
-                <w:b/>
-                <w:sz w:val="19"/>
-              </w:rPr>
-              <w:t>WhatsApp catalog, checkout in chat, abandoned-cart recovery</w:t>
-            </w:r>
-          </w:p>
-        </w:tc>
-        <w:tc>
-          <w:tcPr>
-            <w:tcW w:type="dxa" w:w="2721"/>
-            <w:shd w:val="clear" w:color="auto" w:fill="FAFAFB"/>
-            <w:vAlign w:val="center"/>
-          </w:tcPr>
-          <w:p>
-            <w:pPr>
-              <w:spacing w:after="20" w:line="252" w:lineRule="auto"/>
-              <w:jc w:val="center"/>
-            </w:pPr>
-            <w:r>
-              <w:rPr>
-                <w:sz w:val="19"/>
-              </w:rPr>
-              <w:t>–</w:t>
-            </w:r>
-          </w:p>
-        </w:tc>
-        <w:tc>
-          <w:tcPr>
-            <w:tcW w:type="dxa" w:w="2721"/>
+            <w:tcW w:type="dxa" w:w="1928"/>
             <w:shd w:val="clear" w:color="auto" w:fill="FAFAFB"/>
             <w:vAlign w:val="center"/>
           </w:tcPr>
@@ -3149,7 +2628,7 @@
         </w:trPr>
         <w:tc>
           <w:tcPr>
-            <w:tcW w:type="dxa" w:w="4195"/>
+            <w:tcW w:type="dxa" w:w="3855"/>
             <w:vAlign w:val="center"/>
           </w:tcPr>
           <w:p>
@@ -3161,13 +2640,13 @@
                 <w:b/>
                 <w:sz w:val="19"/>
               </w:rPr>
-              <w:t>USSD and integrations (Shopify, WooCommerce, Takealot and more)</w:t>
+              <w:t>AI captions, images and short video clips</w:t>
             </w:r>
           </w:p>
         </w:tc>
         <w:tc>
           <w:tcPr>
-            <w:tcW w:type="dxa" w:w="2721"/>
+            <w:tcW w:type="dxa" w:w="1928"/>
             <w:vAlign w:val="center"/>
           </w:tcPr>
           <w:p>
@@ -3179,13 +2658,31 @@
               <w:rPr>
                 <w:sz w:val="19"/>
               </w:rPr>
-              <w:t>–</w:t>
+              <w:t>✓</w:t>
             </w:r>
           </w:p>
         </w:tc>
         <w:tc>
           <w:tcPr>
-            <w:tcW w:type="dxa" w:w="2721"/>
+            <w:tcW w:type="dxa" w:w="1928"/>
+            <w:vAlign w:val="center"/>
+          </w:tcPr>
+          <w:p>
+            <w:pPr>
+              <w:spacing w:after="20" w:line="252" w:lineRule="auto"/>
+              <w:jc w:val="center"/>
+            </w:pPr>
+            <w:r>
+              <w:rPr>
+                <w:sz w:val="19"/>
+              </w:rPr>
+              <w:t>✓</w:t>
+            </w:r>
+          </w:p>
+        </w:tc>
+        <w:tc>
+          <w:tcPr>
+            <w:tcW w:type="dxa" w:w="1928"/>
             <w:vAlign w:val="center"/>
           </w:tcPr>
           <w:p>
@@ -3208,7 +2705,7 @@
         </w:trPr>
         <w:tc>
           <w:tcPr>
-            <w:tcW w:type="dxa" w:w="4195"/>
+            <w:tcW w:type="dxa" w:w="3855"/>
             <w:shd w:val="clear" w:color="auto" w:fill="FAFAFB"/>
             <w:vAlign w:val="center"/>
           </w:tcPr>
@@ -3221,13 +2718,35 @@
                 <w:b/>
                 <w:sz w:val="19"/>
               </w:rPr>
-              <w:t>Support</w:t>
+              <w:t>Own WhatsApp Business number</w:t>
             </w:r>
           </w:p>
         </w:tc>
         <w:tc>
           <w:tcPr>
-            <w:tcW w:type="dxa" w:w="2721"/>
+            <w:tcW w:type="dxa" w:w="1928"/>
+            <w:shd w:val="clear" w:color="auto" w:fill="FAFAFB"/>
+            <w:vAlign w:val="center"/>
+          </w:tcPr>
+          <w:p>
+            <w:pPr>
+              <w:spacing w:after="20" w:line="252" w:lineRule="auto"/>
+              <w:jc w:val="center"/>
+            </w:pPr>
+            <w:r>
+              <w:rPr>
+                <w:b/>
+                <w:color w:val="20242B"/>
+                <w:sz w:val="19"/>
+                <w:shd w:val="clear" w:color="auto" w:fill="FFF1A8"/>
+              </w:rPr>
+              <w:t>[[CONFIRM]]</w:t>
+            </w:r>
+          </w:p>
+        </w:tc>
+        <w:tc>
+          <w:tcPr>
+            <w:tcW w:type="dxa" w:w="1928"/>
             <w:shd w:val="clear" w:color="auto" w:fill="FAFAFB"/>
             <w:vAlign w:val="center"/>
           </w:tcPr>
@@ -3240,13 +2759,13 @@
               <w:rPr>
                 <w:sz w:val="19"/>
               </w:rPr>
-              <w:t>Community</w:t>
+              <w:t>1 number</w:t>
             </w:r>
           </w:p>
         </w:tc>
         <w:tc>
           <w:tcPr>
-            <w:tcW w:type="dxa" w:w="2721"/>
+            <w:tcW w:type="dxa" w:w="1928"/>
             <w:shd w:val="clear" w:color="auto" w:fill="FAFAFB"/>
             <w:vAlign w:val="center"/>
           </w:tcPr>
@@ -3259,7 +2778,7 @@
               <w:rPr>
                 <w:sz w:val="19"/>
               </w:rPr>
-              <w:t>Email</w:t>
+              <w:t>✓</w:t>
             </w:r>
           </w:p>
         </w:tc>
@@ -3270,7 +2789,7 @@
         </w:trPr>
         <w:tc>
           <w:tcPr>
-            <w:tcW w:type="dxa" w:w="4195"/>
+            <w:tcW w:type="dxa" w:w="3855"/>
             <w:vAlign w:val="center"/>
           </w:tcPr>
           <w:p>
@@ -3282,13 +2801,13 @@
                 <w:b/>
                 <w:sz w:val="19"/>
               </w:rPr>
-              <w:t>Free trial</w:t>
+              <w:t>Founding Member (first two monthly bills)</w:t>
             </w:r>
           </w:p>
         </w:tc>
         <w:tc>
           <w:tcPr>
-            <w:tcW w:type="dxa" w:w="2721"/>
+            <w:tcW w:type="dxa" w:w="1928"/>
             <w:vAlign w:val="center"/>
           </w:tcPr>
           <w:p>
@@ -3300,13 +2819,13 @@
               <w:rPr>
                 <w:sz w:val="19"/>
               </w:rPr>
-              <w:t>14 days, no card</w:t>
+              <w:t>–</w:t>
             </w:r>
           </w:p>
         </w:tc>
         <w:tc>
           <w:tcPr>
-            <w:tcW w:type="dxa" w:w="2721"/>
+            <w:tcW w:type="dxa" w:w="1928"/>
             <w:vAlign w:val="center"/>
           </w:tcPr>
           <w:p>
@@ -3318,7 +2837,25 @@
               <w:rPr>
                 <w:sz w:val="19"/>
               </w:rPr>
-              <w:t>14 days, no card</w:t>
+              <w:t>–</w:t>
+            </w:r>
+          </w:p>
+        </w:tc>
+        <w:tc>
+          <w:tcPr>
+            <w:tcW w:type="dxa" w:w="1928"/>
+            <w:vAlign w:val="center"/>
+          </w:tcPr>
+          <w:p>
+            <w:pPr>
+              <w:spacing w:after="20" w:line="252" w:lineRule="auto"/>
+              <w:jc w:val="center"/>
+            </w:pPr>
+            <w:r>
+              <w:rPr>
+                <w:sz w:val="19"/>
+              </w:rPr>
+              <w:t>R349, then R499</w:t>
             </w:r>
           </w:p>
         </w:tc>
@@ -3330,28 +2867,84 @@
       </w:pPr>
     </w:p>
     <w:p>
+      <w:r>
+        <w:rPr>
+          <w:sz w:val="18"/>
+        </w:rPr>
+        <w:t xml:space="preserve">AI credits come with every plan; see fluxmuse.ai/pricing for the current allowance. </w:t>
+      </w:r>
+      <w:r>
+        <w:rPr>
+          <w:b/>
+          <w:color w:val="20242B"/>
+          <w:sz w:val="18"/>
+          <w:shd w:val="clear" w:color="auto" w:fill="FFF1A8"/>
+        </w:rPr>
+        <w:t>[[FOUNDER TO CONFIRM: whether Founding Member also covers Nano and Micro]]</w:t>
+      </w:r>
+    </w:p>
+    <w:p>
       <w:pPr>
-        <w:pStyle w:val="Heading2"/>
+        <w:pStyle w:val="ListBullet"/>
+      </w:pPr>
+      <w:r>
+        <w:rPr>
+          <w:b/>
+        </w:rPr>
+        <w:t>Nano (R149/mo)</w:t>
+      </w:r>
+      <w:r>
+        <w:rPr/>
+        <w:t xml:space="preserve"> is the place to start for a side-hustle: your shop, your link and posts made for you.</w:t>
+      </w:r>
+    </w:p>
+    <w:p>
+      <w:pPr>
+        <w:pStyle w:val="ListBullet"/>
+      </w:pPr>
+      <w:r>
+        <w:rPr>
+          <w:b/>
+        </w:rPr>
+        <w:t>Micro (R289/mo)</w:t>
+      </w:r>
+      <w:r>
+        <w:rPr/>
+        <w:t xml:space="preserve"> adds a channel and your own WhatsApp number on FluxMuse.</w:t>
+      </w:r>
+    </w:p>
+    <w:p>
+      <w:pPr>
+        <w:pStyle w:val="ListBullet"/>
+      </w:pPr>
+      <w:r>
+        <w:rPr>
+          <w:b/>
+        </w:rPr>
+        <w:t>Starter (R499/mo)</w:t>
+      </w:r>
+      <w:r>
+        <w:rPr/>
+        <w:t xml:space="preserve"> is the step up when the business grows. Founding Member: South African sign-ups pay 30% less for their first two monthly bills. It is a discount, not a free period.</w:t>
+      </w:r>
+    </w:p>
+    <w:p>
+      <w:pPr>
+        <w:pStyle w:val="ListBullet"/>
       </w:pPr>
       <w:r>
         <w:rPr/>
-        <w:t>Founding Member launch offer</w:t>
-      </w:r>
-    </w:p>
-    <w:p>
-      <w:r>
-        <w:rPr/>
-        <w:t xml:space="preserve">Subscribe between </w:t>
+        <w:t xml:space="preserve">A </w:t>
       </w:r>
       <w:r>
         <w:rPr>
           <w:b/>
         </w:rPr>
-        <w:t>1 December 2026 and 31 January 2027</w:t>
+        <w:t>Free plan</w:t>
       </w:r>
       <w:r>
         <w:rPr/>
-        <w:t xml:space="preserve"> and pay 30% less for your first 2 monthly bills: Starter R349 (then R499) or Growth R1,399 (then R1,999). On annual plans you get 2 extra months free (14 months for the price of 12). Founding Members also get a Founding Member badge and priority support. The offer comes on top of the 14-day free trial.</w:t>
+        <w:t xml:space="preserve"> exists as a permanent option (1 brand, 1 channel, no card). It is not a trial of the paid plans.</w:t>
       </w:r>
     </w:p>
     <w:p>
@@ -3364,7 +2957,7 @@
         <w:drawing>
           <wp:inline xmlns:a="http://schemas.openxmlformats.org/drawingml/2006/main" xmlns:pic="http://schemas.openxmlformats.org/drawingml/2006/picture">
             <wp:extent cx="5400000" cy="3037500"/>
-            <wp:docPr id="4" name="Picture 4" descr="Founding Member offer: 30% off the first 2 monthly bills or 2 extra months free on annual plans, Founding Member badge and priority support, Growth example of R1,399 for months 1 and 2 then R1,999, and the South Africa launch window."/>
+            <wp:docPr id="4" name="Picture 4" descr="Founding Member offer: 30% off the first two monthly bills for South African sign-ups."/>
             <wp:cNvGraphicFramePr>
               <a:graphicFrameLocks noChangeAspect="1"/>
             </wp:cNvGraphicFramePr>
@@ -3408,7 +3001,7 @@
       </w:r>
       <w:r>
         <w:rPr/>
-        <w:t xml:space="preserve"> Founding Member launch offer for South Africa, 1 December 2026 to 31 January 2027.</w:t>
+        <w:t xml:space="preserve"> Founding Member launch offer for South African sign-ups: 30% off the first two monthly bills.</w:t>
       </w:r>
     </w:p>
     <w:p>
@@ -3440,21 +3033,21 @@
         <w:rPr>
           <w:b/>
         </w:rPr>
-        <w:t>Starter</w:t>
+        <w:t>Micro</w:t>
       </w:r>
       <w:r>
         <w:rPr/>
-        <w:t xml:space="preserve">. Bookings, deposits, reminders and posts all work there. Move to </w:t>
+        <w:t xml:space="preserve"> so the studio's own WhatsApp number runs through FluxMuse. Move to </w:t>
       </w:r>
       <w:r>
         <w:rPr>
           <w:b/>
         </w:rPr>
-        <w:t>Growth</w:t>
+        <w:t>Starter</w:t>
       </w:r>
       <w:r>
         <w:rPr/>
-        <w:t xml:space="preserve"> when you're ready to sell braiding hair, extensions and aftercare in a WhatsApp catalog with checkout in the chat.</w:t>
+        <w:t xml:space="preserve"> when you want more from it.</w:t>
       </w:r>
     </w:p>
     <w:p>
@@ -3466,292 +3059,13 @@
         <w:t>6. How you'll get paid</w:t>
       </w:r>
     </w:p>
-    <w:tbl>
-      <w:tblPr>
-        <w:tblW w:w="9637" w:type="dxa"/>
-        <w:jc w:val="center"/>
-        <w:tblBorders>
-          <w:top w:val="single" w:sz="4" w:space="0" w:color="D9DDE2"/>
-          <w:left w:val="single" w:sz="4" w:space="0" w:color="D9DDE2"/>
-          <w:bottom w:val="single" w:sz="4" w:space="0" w:color="D9DDE2"/>
-          <w:right w:val="single" w:sz="4" w:space="0" w:color="D9DDE2"/>
-          <w:insideH w:val="single" w:sz="4" w:space="0" w:color="D9DDE2"/>
-          <w:insideV w:val="single" w:sz="4" w:space="0" w:color="D9DDE2"/>
-        </w:tblBorders>
-        <w:tblLayout w:type="fixed"/>
-        <w:tblCellMar>
-          <w:top w:w="50" w:type="dxa"/>
-          <w:left w:w="100" w:type="dxa"/>
-          <w:bottom w:w="50" w:type="dxa"/>
-          <w:right w:w="100" w:type="dxa"/>
-        </w:tblCellMar>
-        <w:tblLook w:firstColumn="1" w:firstRow="1" w:lastColumn="0" w:lastRow="0" w:noHBand="0" w:noVBand="1" w:val="04A0"/>
-        <w:tblCaption w:val="Payment options in South Africa"/>
-      </w:tblPr>
-      <w:tblGrid>
-        <w:gridCol w:w="1814"/>
-        <w:gridCol w:w="3968"/>
-        <w:gridCol w:w="3855"/>
-      </w:tblGrid>
-      <w:tr>
-        <w:trPr>
-          <w:cantSplit/>
-          <w:tblHeader/>
-        </w:trPr>
-        <w:tc>
-          <w:tcPr>
-            <w:tcW w:type="dxa" w:w="1814"/>
-            <w:shd w:val="clear" w:color="auto" w:fill="FF6A00"/>
-            <w:vAlign w:val="center"/>
-          </w:tcPr>
-          <w:p>
-            <w:pPr>
-              <w:keepNext/>
-              <w:spacing w:after="20" w:line="252" w:lineRule="auto"/>
-            </w:pPr>
-            <w:r>
-              <w:rPr>
-                <w:rFonts w:ascii="Poppins" w:hAnsi="Poppins" w:cs="Poppins" w:eastAsia="Poppins"/>
-                <w:b/>
-                <w:color w:val="20242B"/>
-                <w:sz w:val="19"/>
-              </w:rPr>
-              <w:t>Payment option</w:t>
-            </w:r>
-          </w:p>
-        </w:tc>
-        <w:tc>
-          <w:tcPr>
-            <w:tcW w:type="dxa" w:w="3969"/>
-            <w:shd w:val="clear" w:color="auto" w:fill="FF6A00"/>
-            <w:vAlign w:val="center"/>
-          </w:tcPr>
-          <w:p>
-            <w:pPr>
-              <w:keepNext/>
-              <w:spacing w:after="20" w:line="252" w:lineRule="auto"/>
-            </w:pPr>
-            <w:r>
-              <w:rPr>
-                <w:rFonts w:ascii="Poppins" w:hAnsi="Poppins" w:cs="Poppins" w:eastAsia="Poppins"/>
-                <w:b/>
-                <w:color w:val="20242B"/>
-                <w:sz w:val="19"/>
-              </w:rPr>
-              <w:t>How customers pay</w:t>
-            </w:r>
-          </w:p>
-        </w:tc>
-        <w:tc>
-          <w:tcPr>
-            <w:tcW w:type="dxa" w:w="3855"/>
-            <w:shd w:val="clear" w:color="auto" w:fill="FF6A00"/>
-            <w:vAlign w:val="center"/>
-          </w:tcPr>
-          <w:p>
-            <w:pPr>
-              <w:keepNext/>
-              <w:spacing w:after="20" w:line="252" w:lineRule="auto"/>
-            </w:pPr>
-            <w:r>
-              <w:rPr>
-                <w:rFonts w:ascii="Poppins" w:hAnsi="Poppins" w:cs="Poppins" w:eastAsia="Poppins"/>
-                <w:b/>
-                <w:color w:val="20242B"/>
-                <w:sz w:val="19"/>
-              </w:rPr>
-              <w:t>Good for</w:t>
-            </w:r>
-          </w:p>
-        </w:tc>
-      </w:tr>
-      <w:tr>
-        <w:trPr>
-          <w:cantSplit/>
-        </w:trPr>
-        <w:tc>
-          <w:tcPr>
-            <w:tcW w:type="dxa" w:w="1814"/>
-            <w:vAlign w:val="center"/>
-          </w:tcPr>
-          <w:p>
-            <w:pPr>
-              <w:spacing w:after="20" w:line="252" w:lineRule="auto"/>
-            </w:pPr>
-            <w:r>
-              <w:rPr>
-                <w:b/>
-                <w:sz w:val="19"/>
-              </w:rPr>
-              <w:t>Yoco</w:t>
-            </w:r>
-          </w:p>
-        </w:tc>
-        <w:tc>
-          <w:tcPr>
-            <w:tcW w:type="dxa" w:w="3969"/>
-            <w:vAlign w:val="center"/>
-          </w:tcPr>
-          <w:p>
-            <w:pPr>
-              <w:spacing w:after="20" w:line="252" w:lineRule="auto"/>
-            </w:pPr>
-            <w:r>
-              <w:rPr>
-                <w:sz w:val="19"/>
-              </w:rPr>
-              <w:t>Card and tap-to-pay</w:t>
-            </w:r>
-          </w:p>
-        </w:tc>
-        <w:tc>
-          <w:tcPr>
-            <w:tcW w:type="dxa" w:w="3855"/>
-            <w:vAlign w:val="center"/>
-          </w:tcPr>
-          <w:p>
-            <w:pPr>
-              <w:spacing w:after="20" w:line="252" w:lineRule="auto"/>
-            </w:pPr>
-            <w:r>
-              <w:rPr>
-                <w:sz w:val="19"/>
-              </w:rPr>
-              <w:t>Deposits and in-store payments</w:t>
-            </w:r>
-          </w:p>
-        </w:tc>
-      </w:tr>
-      <w:tr>
-        <w:trPr>
-          <w:cantSplit/>
-        </w:trPr>
-        <w:tc>
-          <w:tcPr>
-            <w:tcW w:type="dxa" w:w="1814"/>
-            <w:shd w:val="clear" w:color="auto" w:fill="FAFAFB"/>
-            <w:vAlign w:val="center"/>
-          </w:tcPr>
-          <w:p>
-            <w:pPr>
-              <w:spacing w:after="20" w:line="252" w:lineRule="auto"/>
-            </w:pPr>
-            <w:r>
-              <w:rPr>
-                <w:b/>
-                <w:sz w:val="19"/>
-              </w:rPr>
-              <w:t>Ozow</w:t>
-            </w:r>
-          </w:p>
-        </w:tc>
-        <w:tc>
-          <w:tcPr>
-            <w:tcW w:type="dxa" w:w="3969"/>
-            <w:shd w:val="clear" w:color="auto" w:fill="FAFAFB"/>
-            <w:vAlign w:val="center"/>
-          </w:tcPr>
-          <w:p>
-            <w:pPr>
-              <w:spacing w:after="20" w:line="252" w:lineRule="auto"/>
-            </w:pPr>
-            <w:r>
-              <w:rPr>
-                <w:sz w:val="19"/>
-              </w:rPr>
-              <w:t>Instant EFT (pay-by-bank), no card needed</w:t>
-            </w:r>
-          </w:p>
-        </w:tc>
-        <w:tc>
-          <w:tcPr>
-            <w:tcW w:type="dxa" w:w="3855"/>
-            <w:shd w:val="clear" w:color="auto" w:fill="FAFAFB"/>
-            <w:vAlign w:val="center"/>
-          </w:tcPr>
-          <w:p>
-            <w:pPr>
-              <w:spacing w:after="20" w:line="252" w:lineRule="auto"/>
-            </w:pPr>
-            <w:r>
-              <w:rPr>
-                <w:sz w:val="19"/>
-              </w:rPr>
-              <w:t>Clients who prefer to pay from their banking app</w:t>
-            </w:r>
-          </w:p>
-        </w:tc>
-      </w:tr>
-      <w:tr>
-        <w:trPr>
-          <w:cantSplit/>
-        </w:trPr>
-        <w:tc>
-          <w:tcPr>
-            <w:tcW w:type="dxa" w:w="1814"/>
-            <w:vAlign w:val="center"/>
-          </w:tcPr>
-          <w:p>
-            <w:pPr>
-              <w:spacing w:after="20" w:line="252" w:lineRule="auto"/>
-            </w:pPr>
-            <w:r>
-              <w:rPr>
-                <w:b/>
-                <w:sz w:val="19"/>
-              </w:rPr>
-              <w:t>Paystack</w:t>
-            </w:r>
-          </w:p>
-        </w:tc>
-        <w:tc>
-          <w:tcPr>
-            <w:tcW w:type="dxa" w:w="3969"/>
-            <w:vAlign w:val="center"/>
-          </w:tcPr>
-          <w:p>
-            <w:pPr>
-              <w:spacing w:after="20" w:line="252" w:lineRule="auto"/>
-            </w:pPr>
-            <w:r>
-              <w:rPr>
-                <w:sz w:val="19"/>
-              </w:rPr>
-              <w:t>Cards and bank transfer</w:t>
-            </w:r>
-          </w:p>
-        </w:tc>
-        <w:tc>
-          <w:tcPr>
-            <w:tcW w:type="dxa" w:w="3855"/>
-            <w:vAlign w:val="center"/>
-          </w:tcPr>
-          <w:p>
-            <w:pPr>
-              <w:spacing w:after="20" w:line="252" w:lineRule="auto"/>
-            </w:pPr>
-            <w:r>
-              <w:rPr>
-                <w:sz w:val="19"/>
-              </w:rPr>
-              <w:t>Also available in South Africa</w:t>
-            </w:r>
-          </w:p>
-        </w:tc>
-      </w:tr>
-    </w:tbl>
-    <w:p>
-      <w:pPr>
-        <w:spacing w:after="0" w:line="120" w:lineRule="exact"/>
-      </w:pPr>
-    </w:p>
     <w:p>
       <w:pPr>
         <w:pStyle w:val="ListBullet"/>
       </w:pPr>
       <w:r>
         <w:rPr/>
-        <w:t>On Growth, buyers pay inside the WhatsApp checkout and get an order confirmation and status updates on WhatsApp.</w:t>
+        <w:t>Today: the shop link sends each order to your WhatsApp, and you take payment the way you already do, including any deposit.</w:t>
       </w:r>
     </w:p>
     <w:p>
@@ -3760,7 +3074,15 @@
       </w:pPr>
       <w:r>
         <w:rPr/>
-        <w:t>Fewer cash handovers and proof-of-payment screenshots to check by hand.</w:t>
+        <w:t xml:space="preserve">Checkout through FluxMuse (Paystack, South African bank accounts) is built and being switched on: it has not yet been tested end to end with real money. Until it is, orders arrive on your WhatsApp and you take payment the way you do today. </w:t>
+      </w:r>
+      <w:r>
+        <w:rPr>
+          <w:b/>
+          <w:color w:val="20242B"/>
+          <w:shd w:val="clear" w:color="auto" w:fill="FFF1A8"/>
+        </w:rPr>
+        <w:t>[[FEE WORDING ONLY ONCE CHECKOUT IS TESTED]]</w:t>
       </w:r>
     </w:p>
     <w:p>
@@ -3769,31 +3091,7 @@
       </w:pPr>
       <w:r>
         <w:rPr/>
-        <w:t xml:space="preserve">Provider fees are charged by the payment provider: </w:t>
-      </w:r>
-      <w:r>
-        <w:rPr>
-          <w:b/>
-          <w:color w:val="20242B"/>
-          <w:shd w:val="clear" w:color="auto" w:fill="FFF1A8"/>
-        </w:rPr>
-        <w:t>[[FEE ESTIMATE PER PROVIDER]]</w:t>
-      </w:r>
-      <w:r>
-        <w:rPr/>
-        <w:t xml:space="preserve">. Merchant account and settlement to your bank: </w:t>
-      </w:r>
-      <w:r>
-        <w:rPr>
-          <w:b/>
-          <w:color w:val="20242B"/>
-          <w:shd w:val="clear" w:color="auto" w:fill="FFF1A8"/>
-        </w:rPr>
-        <w:t>[[CONFIRM SET-UP ROUTE WITH PROVIDER]]</w:t>
-      </w:r>
-      <w:r>
-        <w:rPr/>
-        <w:t>.</w:t>
+        <w:t>Your FluxMuse subscription is paid through Paystack, Yoco or Ozow.</w:t>
       </w:r>
     </w:p>
     <w:p>
@@ -3802,7 +3100,7 @@
       </w:pPr>
       <w:r>
         <w:rPr/>
-        <w:t xml:space="preserve">Deposit rule for the studio: </w:t>
+        <w:t xml:space="preserve">Deposit rule for the studio (your own, collected your way for now): </w:t>
       </w:r>
       <w:r>
         <w:rPr>
@@ -3814,19 +3112,7 @@
       </w:r>
       <w:r>
         <w:rPr/>
-        <w:t xml:space="preserve"> or </w:t>
-      </w:r>
-      <w:r>
-        <w:rPr>
-          <w:b/>
-          <w:color w:val="20242B"/>
-          <w:shd w:val="clear" w:color="auto" w:fill="FFF1A8"/>
-        </w:rPr>
-        <w:t>[[N]]</w:t>
-      </w:r>
-      <w:r>
-        <w:rPr/>
-        <w:t xml:space="preserve">% of the style price, credited to the final bill; no-show policy: </w:t>
+        <w:t xml:space="preserve">; no-show policy: </w:t>
       </w:r>
       <w:r>
         <w:rPr>
@@ -3853,7 +3139,7 @@
     <w:p>
       <w:r>
         <w:rPr/>
-        <w:t xml:space="preserve">We set the baseline in week 4. The numbers below are </w:t>
+        <w:t xml:space="preserve">We count from go-live. The numbers below are </w:t>
       </w:r>
       <w:r>
         <w:rPr>
@@ -3939,7 +3225,7 @@
                 <w:color w:val="20242B"/>
                 <w:sz w:val="19"/>
               </w:rPr>
-              <w:t>Baseline (week 4)</w:t>
+              <w:t>Starting point</w:t>
             </w:r>
           </w:p>
         </w:tc>
@@ -3961,7 +3247,7 @@
                 <w:color w:val="20242B"/>
                 <w:sz w:val="19"/>
               </w:rPr>
-              <w:t>Target (goal) by day 60</w:t>
+              <w:t>Target (goal) by day 30</w:t>
             </w:r>
           </w:p>
         </w:tc>
@@ -4006,7 +3292,7 @@
                 <w:b/>
                 <w:sz w:val="19"/>
               </w:rPr>
-              <w:t>WhatsApp conversations handled</w:t>
+              <w:t>Qualified leads through the shop link or QR</w:t>
             </w:r>
           </w:p>
         </w:tc>
@@ -4021,12 +3307,9 @@
             </w:pPr>
             <w:r>
               <w:rPr>
-                <w:b/>
-                <w:color w:val="20242B"/>
                 <w:sz w:val="19"/>
-                <w:shd w:val="clear" w:color="auto" w:fill="FFF1A8"/>
               </w:rPr>
-              <w:t>[[ ]]</w:t>
+              <w:t>0 at go-live</w:t>
             </w:r>
           </w:p>
         </w:tc>
@@ -4043,7 +3326,7 @@
               <w:rPr>
                 <w:sz w:val="19"/>
               </w:rPr>
-              <w:t>+50%</w:t>
+              <w:t>3+ in 30 days (lead guarantee)</w:t>
             </w:r>
           </w:p>
         </w:tc>
@@ -4060,7 +3343,7 @@
               <w:rPr>
                 <w:sz w:val="19"/>
               </w:rPr>
-              <w:t>FluxMuse inbox</w:t>
+              <w:t>FluxMuse tracking</w:t>
             </w:r>
           </w:p>
         </w:tc>
@@ -4084,7 +3367,7 @@
                 <w:b/>
                 <w:sz w:val="19"/>
               </w:rPr>
-              <w:t>Median first-reply time</w:t>
+              <w:t>Booking requests via the shop link</w:t>
             </w:r>
           </w:p>
         </w:tc>
@@ -4121,9 +3404,12 @@
             </w:pPr>
             <w:r>
               <w:rPr>
+                <w:b/>
+                <w:color w:val="20242B"/>
                 <w:sz w:val="19"/>
+                <w:shd w:val="clear" w:color="auto" w:fill="FFF1A8"/>
               </w:rPr>
-              <w:t>Under 2 min (chatbot)</w:t>
+              <w:t>[[ ]]</w:t>
             </w:r>
           </w:p>
         </w:tc>
@@ -4141,7 +3427,7 @@
               <w:rPr>
                 <w:sz w:val="19"/>
               </w:rPr>
-              <w:t>FluxMuse inbox</w:t>
+              <w:t>Order alerts</w:t>
             </w:r>
           </w:p>
         </w:tc>
@@ -4164,7 +3450,7 @@
                 <w:b/>
                 <w:sz w:val="19"/>
               </w:rPr>
-              <w:t>Bookings via WhatsApp</w:t>
+              <w:t>Posts made per month</w:t>
             </w:r>
           </w:p>
         </w:tc>
@@ -4199,9 +3485,12 @@
             </w:pPr>
             <w:r>
               <w:rPr>
+                <w:b/>
+                <w:color w:val="20242B"/>
                 <w:sz w:val="19"/>
+                <w:shd w:val="clear" w:color="auto" w:fill="FFF1A8"/>
               </w:rPr>
-              <w:t>+30%</w:t>
+              <w:t>[[e.g. 8+]]</w:t>
             </w:r>
           </w:p>
         </w:tc>
@@ -4218,7 +3507,7 @@
               <w:rPr>
                 <w:sz w:val="19"/>
               </w:rPr>
-              <w:t>Booking chatbot</w:t>
+              <w:t>POST history</w:t>
             </w:r>
           </w:p>
         </w:tc>
@@ -4242,7 +3531,7 @@
                 <w:b/>
                 <w:sz w:val="19"/>
               </w:rPr>
-              <w:t>Deposits collected in chat</w:t>
+              <w:t>Regulars opted in to broadcasts</w:t>
             </w:r>
           </w:p>
         </w:tc>
@@ -4279,9 +3568,12 @@
             </w:pPr>
             <w:r>
               <w:rPr>
+                <w:b/>
+                <w:color w:val="20242B"/>
                 <w:sz w:val="19"/>
+                <w:shd w:val="clear" w:color="auto" w:fill="FFF1A8"/>
               </w:rPr>
-              <w:t>60% of bookings</w:t>
+              <w:t>[[ ]]</w:t>
             </w:r>
           </w:p>
         </w:tc>
@@ -4299,338 +3591,7 @@
               <w:rPr>
                 <w:sz w:val="19"/>
               </w:rPr>
-              <w:t>Payments report</w:t>
-            </w:r>
-          </w:p>
-        </w:tc>
-      </w:tr>
-      <w:tr>
-        <w:trPr>
-          <w:cantSplit/>
-        </w:trPr>
-        <w:tc>
-          <w:tcPr>
-            <w:tcW w:type="dxa" w:w="3175"/>
-            <w:vAlign w:val="center"/>
-          </w:tcPr>
-          <w:p>
-            <w:pPr>
-              <w:spacing w:after="20" w:line="252" w:lineRule="auto"/>
-            </w:pPr>
-            <w:r>
-              <w:rPr>
-                <w:b/>
-                <w:sz w:val="19"/>
-              </w:rPr>
-              <w:t>No-show rate</w:t>
-            </w:r>
-          </w:p>
-        </w:tc>
-        <w:tc>
-          <w:tcPr>
-            <w:tcW w:type="dxa" w:w="1701"/>
-            <w:vAlign w:val="center"/>
-          </w:tcPr>
-          <w:p>
-            <w:pPr>
-              <w:spacing w:after="20" w:line="252" w:lineRule="auto"/>
-            </w:pPr>
-            <w:r>
-              <w:rPr>
-                <w:b/>
-                <w:color w:val="20242B"/>
-                <w:sz w:val="19"/>
-                <w:shd w:val="clear" w:color="auto" w:fill="FFF1A8"/>
-              </w:rPr>
-              <w:t>[[ ]]</w:t>
-            </w:r>
-          </w:p>
-        </w:tc>
-        <w:tc>
-          <w:tcPr>
-            <w:tcW w:type="dxa" w:w="2494"/>
-            <w:vAlign w:val="center"/>
-          </w:tcPr>
-          <w:p>
-            <w:pPr>
-              <w:spacing w:after="20" w:line="252" w:lineRule="auto"/>
-            </w:pPr>
-            <w:r>
-              <w:rPr>
-                <w:sz w:val="19"/>
-              </w:rPr>
-              <w:t>−40%</w:t>
-            </w:r>
-          </w:p>
-        </w:tc>
-        <w:tc>
-          <w:tcPr>
-            <w:tcW w:type="dxa" w:w="2268"/>
-            <w:vAlign w:val="center"/>
-          </w:tcPr>
-          <w:p>
-            <w:pPr>
-              <w:spacing w:after="20" w:line="252" w:lineRule="auto"/>
-            </w:pPr>
-            <w:r>
-              <w:rPr>
-                <w:sz w:val="19"/>
-              </w:rPr>
-              <w:t>Bookings vs arrivals</w:t>
-            </w:r>
-          </w:p>
-        </w:tc>
-      </w:tr>
-      <w:tr>
-        <w:trPr>
-          <w:cantSplit/>
-        </w:trPr>
-        <w:tc>
-          <w:tcPr>
-            <w:tcW w:type="dxa" w:w="3175"/>
-            <w:shd w:val="clear" w:color="auto" w:fill="FAFAFB"/>
-            <w:vAlign w:val="center"/>
-          </w:tcPr>
-          <w:p>
-            <w:pPr>
-              <w:spacing w:after="20" w:line="252" w:lineRule="auto"/>
-            </w:pPr>
-            <w:r>
-              <w:rPr>
-                <w:b/>
-                <w:sz w:val="19"/>
-              </w:rPr>
-              <w:t>Posts published per month</w:t>
-            </w:r>
-          </w:p>
-        </w:tc>
-        <w:tc>
-          <w:tcPr>
-            <w:tcW w:type="dxa" w:w="1701"/>
-            <w:shd w:val="clear" w:color="auto" w:fill="FAFAFB"/>
-            <w:vAlign w:val="center"/>
-          </w:tcPr>
-          <w:p>
-            <w:pPr>
-              <w:spacing w:after="20" w:line="252" w:lineRule="auto"/>
-            </w:pPr>
-            <w:r>
-              <w:rPr>
-                <w:b/>
-                <w:color w:val="20242B"/>
-                <w:sz w:val="19"/>
-                <w:shd w:val="clear" w:color="auto" w:fill="FFF1A8"/>
-              </w:rPr>
-              <w:t>[[ ]]</w:t>
-            </w:r>
-          </w:p>
-        </w:tc>
-        <w:tc>
-          <w:tcPr>
-            <w:tcW w:type="dxa" w:w="2494"/>
-            <w:shd w:val="clear" w:color="auto" w:fill="FAFAFB"/>
-            <w:vAlign w:val="center"/>
-          </w:tcPr>
-          <w:p>
-            <w:pPr>
-              <w:spacing w:after="20" w:line="252" w:lineRule="auto"/>
-            </w:pPr>
-            <w:r>
-              <w:rPr>
-                <w:sz w:val="19"/>
-              </w:rPr>
-              <w:t>12+</w:t>
-            </w:r>
-          </w:p>
-        </w:tc>
-        <w:tc>
-          <w:tcPr>
-            <w:tcW w:type="dxa" w:w="2268"/>
-            <w:shd w:val="clear" w:color="auto" w:fill="FAFAFB"/>
-            <w:vAlign w:val="center"/>
-          </w:tcPr>
-          <w:p>
-            <w:pPr>
-              <w:spacing w:after="20" w:line="252" w:lineRule="auto"/>
-            </w:pPr>
-            <w:r>
-              <w:rPr>
-                <w:sz w:val="19"/>
-              </w:rPr>
-              <w:t>Publisher calendar</w:t>
-            </w:r>
-          </w:p>
-        </w:tc>
-      </w:tr>
-      <w:tr>
-        <w:trPr>
-          <w:cantSplit/>
-        </w:trPr>
-        <w:tc>
-          <w:tcPr>
-            <w:tcW w:type="dxa" w:w="3175"/>
-            <w:vAlign w:val="center"/>
-          </w:tcPr>
-          <w:p>
-            <w:pPr>
-              <w:spacing w:after="20" w:line="252" w:lineRule="auto"/>
-            </w:pPr>
-            <w:r>
-              <w:rPr>
-                <w:b/>
-                <w:sz w:val="19"/>
-              </w:rPr>
-              <w:t>Product sales in chat (R)</w:t>
-            </w:r>
-          </w:p>
-        </w:tc>
-        <w:tc>
-          <w:tcPr>
-            <w:tcW w:type="dxa" w:w="1701"/>
-            <w:vAlign w:val="center"/>
-          </w:tcPr>
-          <w:p>
-            <w:pPr>
-              <w:spacing w:after="20" w:line="252" w:lineRule="auto"/>
-            </w:pPr>
-            <w:r>
-              <w:rPr>
-                <w:b/>
-                <w:color w:val="20242B"/>
-                <w:sz w:val="19"/>
-                <w:shd w:val="clear" w:color="auto" w:fill="FFF1A8"/>
-              </w:rPr>
-              <w:t>[[ ]]</w:t>
-            </w:r>
-          </w:p>
-        </w:tc>
-        <w:tc>
-          <w:tcPr>
-            <w:tcW w:type="dxa" w:w="2494"/>
-            <w:vAlign w:val="center"/>
-          </w:tcPr>
-          <w:p>
-            <w:pPr>
-              <w:spacing w:after="20" w:line="252" w:lineRule="auto"/>
-            </w:pPr>
-            <w:r>
-              <w:rPr>
-                <w:sz w:val="19"/>
-              </w:rPr>
-              <w:t>First R</w:t>
-            </w:r>
-            <w:r>
-              <w:rPr>
-                <w:b/>
-                <w:color w:val="20242B"/>
-                <w:sz w:val="19"/>
-                <w:shd w:val="clear" w:color="auto" w:fill="FFF1A8"/>
-              </w:rPr>
-              <w:t>[[AMOUNT]]</w:t>
-            </w:r>
-            <w:r>
-              <w:rPr>
-                <w:sz w:val="19"/>
-              </w:rPr>
-              <w:t xml:space="preserve"> (on Growth)</w:t>
-            </w:r>
-          </w:p>
-        </w:tc>
-        <w:tc>
-          <w:tcPr>
-            <w:tcW w:type="dxa" w:w="2268"/>
-            <w:vAlign w:val="center"/>
-          </w:tcPr>
-          <w:p>
-            <w:pPr>
-              <w:spacing w:after="20" w:line="252" w:lineRule="auto"/>
-            </w:pPr>
-            <w:r>
-              <w:rPr>
-                <w:sz w:val="19"/>
-              </w:rPr>
-              <w:t>Orders report</w:t>
-            </w:r>
-          </w:p>
-        </w:tc>
-      </w:tr>
-      <w:tr>
-        <w:trPr>
-          <w:cantSplit/>
-        </w:trPr>
-        <w:tc>
-          <w:tcPr>
-            <w:tcW w:type="dxa" w:w="3175"/>
-            <w:shd w:val="clear" w:color="auto" w:fill="FAFAFB"/>
-            <w:vAlign w:val="center"/>
-          </w:tcPr>
-          <w:p>
-            <w:pPr>
-              <w:spacing w:after="20" w:line="252" w:lineRule="auto"/>
-            </w:pPr>
-            <w:r>
-              <w:rPr>
-                <w:b/>
-                <w:sz w:val="19"/>
-              </w:rPr>
-              <w:t>Repeat-customer rate</w:t>
-            </w:r>
-          </w:p>
-        </w:tc>
-        <w:tc>
-          <w:tcPr>
-            <w:tcW w:type="dxa" w:w="1701"/>
-            <w:shd w:val="clear" w:color="auto" w:fill="FAFAFB"/>
-            <w:vAlign w:val="center"/>
-          </w:tcPr>
-          <w:p>
-            <w:pPr>
-              <w:spacing w:after="20" w:line="252" w:lineRule="auto"/>
-            </w:pPr>
-            <w:r>
-              <w:rPr>
-                <w:b/>
-                <w:color w:val="20242B"/>
-                <w:sz w:val="19"/>
-                <w:shd w:val="clear" w:color="auto" w:fill="FFF1A8"/>
-              </w:rPr>
-              <w:t>[[ ]]</w:t>
-            </w:r>
-          </w:p>
-        </w:tc>
-        <w:tc>
-          <w:tcPr>
-            <w:tcW w:type="dxa" w:w="2494"/>
-            <w:shd w:val="clear" w:color="auto" w:fill="FAFAFB"/>
-            <w:vAlign w:val="center"/>
-          </w:tcPr>
-          <w:p>
-            <w:pPr>
-              <w:spacing w:after="20" w:line="252" w:lineRule="auto"/>
-            </w:pPr>
-            <w:r>
-              <w:rPr>
-                <w:sz w:val="19"/>
-              </w:rPr>
-              <w:t>+15%</w:t>
-            </w:r>
-          </w:p>
-        </w:tc>
-        <w:tc>
-          <w:tcPr>
-            <w:tcW w:type="dxa" w:w="2268"/>
-            <w:shd w:val="clear" w:color="auto" w:fill="FAFAFB"/>
-            <w:vAlign w:val="center"/>
-          </w:tcPr>
-          <w:p>
-            <w:pPr>
-              <w:spacing w:after="20" w:line="252" w:lineRule="auto"/>
-            </w:pPr>
-            <w:r>
-              <w:rPr>
-                <w:sz w:val="19"/>
-              </w:rPr>
-              <w:t>Customer segments</w:t>
+              <w:t>Contact list</w:t>
             </w:r>
           </w:p>
         </w:tc>
@@ -4688,9 +3649,12 @@
             </w:pPr>
             <w:r>
               <w:rPr>
+                <w:b/>
+                <w:color w:val="20242B"/>
                 <w:sz w:val="19"/>
+                <w:shd w:val="clear" w:color="auto" w:fill="FFF1A8"/>
               </w:rPr>
-              <w:t>5+</w:t>
+              <w:t>[[ ]]</w:t>
             </w:r>
           </w:p>
         </w:tc>
@@ -4749,7 +3713,20 @@
       </w:r>
       <w:r>
         <w:rPr/>
-        <w:t xml:space="preserve"> or sign section 10.</w:t>
+        <w:t>, email thabo@fluxmuse.com or sign section 10.</w:t>
+      </w:r>
+    </w:p>
+    <w:p>
+      <w:pPr>
+        <w:pStyle w:val="ListNumber"/>
+        <w:numPr>
+          <w:ilvl w:val="0"/>
+          <w:numId w:val="10"/>
+        </w:numPr>
+      </w:pPr>
+      <w:r>
+        <w:rPr/>
+        <w:t>Subscribe to your plan at fluxmuse.ai (payment first; Founding Member applies to South African sign-ups).</w:t>
       </w:r>
     </w:p>
     <w:p>
@@ -4774,7 +3751,7 @@
       </w:r>
       <w:r>
         <w:rPr/>
-        <w:t>.</w:t>
+        <w:t xml:space="preserve"> and set you up by hand.</w:t>
       </w:r>
     </w:p>
     <w:p>
@@ -4787,20 +3764,7 @@
       </w:pPr>
       <w:r>
         <w:rPr/>
-        <w:t>Start your 14-day free trial at fluxmuse.ai (no card required).</w:t>
-      </w:r>
-    </w:p>
-    <w:p>
-      <w:pPr>
-        <w:pStyle w:val="ListNumber"/>
-        <w:numPr>
-          <w:ilvl w:val="0"/>
-          <w:numId w:val="10"/>
-        </w:numPr>
-      </w:pPr>
-      <w:r>
-        <w:rPr/>
-        <w:t>Week 1 set-up begins, and we check in every week for 60 days.</w:t>
+        <w:t>Week 1 set-up begins, and we check in every week for the first 30 days.</w:t>
       </w:r>
     </w:p>
     <w:p>
@@ -4815,7 +3779,7 @@
     <w:p>
       <w:r>
         <w:rPr/>
-        <w:t>Fluxmuse Pty Ltd processes personal information in line with the Protection of Personal Information Act, 2013 (POPIA), and the platform is built to be POPIA, NDPR and GDPR ready. For this proposal:</w:t>
+        <w:t>Fluxmuse (Pty) Ltd processes personal information in line with the Protection of Personal Information Act, 2013 (POPIA). For this proposal:</w:t>
       </w:r>
     </w:p>
     <w:p>
@@ -4849,7 +3813,7 @@
       </w:pPr>
       <w:r>
         <w:rPr/>
-        <w:t>Marketing messages on WhatsApp, SMS and email go only to people who have opted in, and every broadcast includes a way to opt out. Email suppression lists are kept in FluxMuse.</w:t>
+        <w:t>WhatsApp broadcasts go only to people who have opted in, and every broadcast includes a way to opt out.</w:t>
       </w:r>
     </w:p>
     <w:p>
@@ -4858,7 +3822,7 @@
       </w:pPr>
       <w:r>
         <w:rPr/>
-        <w:t>Platform safeguards: row-level security on every database table, encrypted access tokens, audit export, and data export and account deletion on request.</w:t>
+        <w:t>Platform safeguards: row-level security on database tables, encrypted access tokens, and data export and account deletion on request.</w:t>
       </w:r>
     </w:p>
     <w:p>
@@ -5149,7 +4113,7 @@
                 <w:b/>
                 <w:sz w:val="18"/>
               </w:rPr>
-              <w:t>Free trial</w:t>
+              <w:t>Payment first</w:t>
             </w:r>
           </w:p>
         </w:tc>
@@ -5166,16 +4130,7 @@
               <w:rPr>
                 <w:sz w:val="18"/>
               </w:rPr>
-              <w:t xml:space="preserve">14-day free trial, no card required. Conversion to a paid plan: </w:t>
-            </w:r>
-            <w:r>
-              <w:rPr>
-                <w:b/>
-                <w:color w:val="20242B"/>
-                <w:sz w:val="18"/>
-                <w:shd w:val="clear" w:color="auto" w:fill="FFF1A8"/>
-              </w:rPr>
-              <w:t>[[LEGAL REVIEW REQUIRED]]</w:t>
+              <w:t>Every paid plan is paid in advance, from the first month. There is no trial period. The Free plan is a separate permanent plan.</w:t>
             </w:r>
           </w:p>
         </w:tc>
@@ -5246,7 +4201,7 @@
                 <w:sz w:val="18"/>
                 <w:shd w:val="clear" w:color="auto" w:fill="FFF1A8"/>
               </w:rPr>
-              <w:t>[[LEGAL REVIEW REQUIRED: refunds or pro-rating]]</w:t>
+              <w:t>[[LEGAL REVIEW REQUIRED: cancellation of annual plans]]</w:t>
             </w:r>
           </w:p>
           <w:p>
@@ -5257,7 +4212,7 @@
               <w:rPr>
                 <w:sz w:val="18"/>
               </w:rPr>
-              <w:t xml:space="preserve">Launch or pilot pricing on cancellation: </w:t>
+              <w:t xml:space="preserve">Founding Member discount on cancellation: </w:t>
             </w:r>
             <w:r>
               <w:rPr>
@@ -5289,7 +4244,7 @@
                 <w:b/>
                 <w:sz w:val="18"/>
               </w:rPr>
-              <w:t>Payment terms</w:t>
+              <w:t>Lead guarantee</w:t>
             </w:r>
           </w:p>
         </w:tc>
@@ -5306,52 +4261,7 @@
               <w:rPr>
                 <w:sz w:val="18"/>
               </w:rPr>
-              <w:t xml:space="preserve">Billed in advance in </w:t>
-            </w:r>
-            <w:r>
-              <w:rPr>
-                <w:b/>
-                <w:color w:val="20242B"/>
-                <w:sz w:val="18"/>
-                <w:shd w:val="clear" w:color="auto" w:fill="FFF1A8"/>
-              </w:rPr>
-              <w:t>[[CURRENCY]]</w:t>
-            </w:r>
-            <w:r>
-              <w:rPr>
-                <w:sz w:val="18"/>
-              </w:rPr>
-              <w:t xml:space="preserve"> by </w:t>
-            </w:r>
-            <w:r>
-              <w:rPr>
-                <w:b/>
-                <w:color w:val="20242B"/>
-                <w:sz w:val="18"/>
-                <w:shd w:val="clear" w:color="auto" w:fill="FFF1A8"/>
-              </w:rPr>
-              <w:t>[[PAYMENT METHOD]]</w:t>
-            </w:r>
-            <w:r>
-              <w:rPr>
-                <w:sz w:val="18"/>
-              </w:rPr>
-              <w:t xml:space="preserve">, due </w:t>
-            </w:r>
-            <w:r>
-              <w:rPr>
-                <w:b/>
-                <w:color w:val="20242B"/>
-                <w:sz w:val="18"/>
-                <w:shd w:val="clear" w:color="auto" w:fill="FFF1A8"/>
-              </w:rPr>
-              <w:t>[[N]]</w:t>
-            </w:r>
-            <w:r>
-              <w:rPr>
-                <w:sz w:val="18"/>
-              </w:rPr>
-              <w:t xml:space="preserve"> days from invoice. Late payment: </w:t>
+              <w:t xml:space="preserve">3 qualified leads in 30 days of go-live, on the conditions in this proposal; remedy is extended support at no extra charge, not a cash payment. </w:t>
             </w:r>
             <w:r>
               <w:rPr>
@@ -5384,7 +4294,7 @@
                 <w:b/>
                 <w:sz w:val="18"/>
               </w:rPr>
-              <w:t>Price changes</w:t>
+              <w:t>Payment terms</w:t>
             </w:r>
           </w:p>
         </w:tc>
@@ -5402,7 +4312,22 @@
               <w:rPr>
                 <w:sz w:val="18"/>
               </w:rPr>
-              <w:t xml:space="preserve">Notice of price changes: </w:t>
+              <w:t xml:space="preserve">Billed in advance in South African rand by </w:t>
+            </w:r>
+            <w:r>
+              <w:rPr>
+                <w:b/>
+                <w:color w:val="20242B"/>
+                <w:sz w:val="18"/>
+                <w:shd w:val="clear" w:color="auto" w:fill="FFF1A8"/>
+              </w:rPr>
+              <w:t>[[PAYMENT METHOD: Paystack / Yoco / Ozow]]</w:t>
+            </w:r>
+            <w:r>
+              <w:rPr>
+                <w:sz w:val="18"/>
+              </w:rPr>
+              <w:t xml:space="preserve">. Late payment: </w:t>
             </w:r>
             <w:r>
               <w:rPr>
@@ -5412,12 +4337,6 @@
                 <w:shd w:val="clear" w:color="auto" w:fill="FFF1A8"/>
               </w:rPr>
               <w:t>[[LEGAL REVIEW REQUIRED]]</w:t>
-            </w:r>
-            <w:r>
-              <w:rPr>
-                <w:sz w:val="18"/>
-              </w:rPr>
-              <w:t>. Local-currency prices in Nigeria, Kenya and Ghana are reviewed quarterly.</w:t>
             </w:r>
           </w:p>
         </w:tc>
@@ -5440,7 +4359,7 @@
                 <w:b/>
                 <w:sz w:val="18"/>
               </w:rPr>
-              <w:t>Third-party costs</w:t>
+              <w:t>Price changes</w:t>
             </w:r>
           </w:p>
         </w:tc>
@@ -5457,7 +4376,7 @@
               <w:rPr>
                 <w:sz w:val="18"/>
               </w:rPr>
-              <w:t xml:space="preserve">Meta WhatsApp message fees, ad spend, SMS and payment-processing fees are pass-through costs charged by those providers, not FluxMuse fees. Billing route: </w:t>
+              <w:t xml:space="preserve">Notice of price changes: </w:t>
             </w:r>
             <w:r>
               <w:rPr>
@@ -5490,6 +4409,56 @@
                 <w:b/>
                 <w:sz w:val="18"/>
               </w:rPr>
+              <w:t>Third-party costs</w:t>
+            </w:r>
+          </w:p>
+        </w:tc>
+        <w:tc>
+          <w:tcPr>
+            <w:tcW w:type="dxa" w:w="7030"/>
+            <w:shd w:val="clear" w:color="auto" w:fill="FAFAFB"/>
+            <w:vAlign w:val="center"/>
+          </w:tcPr>
+          <w:p>
+            <w:pPr>
+              <w:spacing w:after="20" w:line="252" w:lineRule="auto"/>
+            </w:pPr>
+            <w:r>
+              <w:rPr>
+                <w:sz w:val="18"/>
+              </w:rPr>
+              <w:t xml:space="preserve">Meta WhatsApp message fees, ad spend and payment-processing fees are pass-through costs charged by those providers, not FluxMuse fees. Billing route: </w:t>
+            </w:r>
+            <w:r>
+              <w:rPr>
+                <w:b/>
+                <w:color w:val="20242B"/>
+                <w:sz w:val="18"/>
+                <w:shd w:val="clear" w:color="auto" w:fill="FFF1A8"/>
+              </w:rPr>
+              <w:t>[[LEGAL REVIEW REQUIRED]]</w:t>
+            </w:r>
+          </w:p>
+        </w:tc>
+      </w:tr>
+      <w:tr>
+        <w:trPr>
+          <w:cantSplit/>
+        </w:trPr>
+        <w:tc>
+          <w:tcPr>
+            <w:tcW w:type="dxa" w:w="2608"/>
+            <w:vAlign w:val="center"/>
+          </w:tcPr>
+          <w:p>
+            <w:pPr>
+              <w:spacing w:after="20" w:line="252" w:lineRule="auto"/>
+            </w:pPr>
+            <w:r>
+              <w:rPr>
+                <w:b/>
+                <w:sz w:val="18"/>
+              </w:rPr>
               <w:t>Third-party platforms</w:t>
             </w:r>
           </w:p>
@@ -5497,7 +4466,6 @@
         <w:tc>
           <w:tcPr>
             <w:tcW w:type="dxa" w:w="7030"/>
-            <w:shd w:val="clear" w:color="auto" w:fill="FAFAFB"/>
             <w:vAlign w:val="center"/>
           </w:tcPr>
           <w:p>
@@ -5529,6 +4497,7 @@
         <w:tc>
           <w:tcPr>
             <w:tcW w:type="dxa" w:w="2608"/>
+            <w:shd w:val="clear" w:color="auto" w:fill="FAFAFB"/>
             <w:vAlign w:val="center"/>
           </w:tcPr>
           <w:p>
@@ -5547,6 +4516,7 @@
         <w:tc>
           <w:tcPr>
             <w:tcW w:type="dxa" w:w="7030"/>
+            <w:shd w:val="clear" w:color="auto" w:fill="FAFAFB"/>
             <w:vAlign w:val="center"/>
           </w:tcPr>
           <w:p>
@@ -5578,7 +4548,6 @@
         <w:tc>
           <w:tcPr>
             <w:tcW w:type="dxa" w:w="2608"/>
-            <w:shd w:val="clear" w:color="auto" w:fill="FAFAFB"/>
             <w:vAlign w:val="center"/>
           </w:tcPr>
           <w:p>
@@ -5597,7 +4566,6 @@
         <w:tc>
           <w:tcPr>
             <w:tcW w:type="dxa" w:w="7030"/>
-            <w:shd w:val="clear" w:color="auto" w:fill="FAFAFB"/>
             <w:vAlign w:val="center"/>
           </w:tcPr>
           <w:p>
@@ -5623,6 +4591,7 @@
         <w:tc>
           <w:tcPr>
             <w:tcW w:type="dxa" w:w="2608"/>
+            <w:shd w:val="clear" w:color="auto" w:fill="FAFAFB"/>
             <w:vAlign w:val="center"/>
           </w:tcPr>
           <w:p>
@@ -5641,6 +4610,7 @@
         <w:tc>
           <w:tcPr>
             <w:tcW w:type="dxa" w:w="7030"/>
+            <w:shd w:val="clear" w:color="auto" w:fill="FAFAFB"/>
             <w:vAlign w:val="center"/>
           </w:tcPr>
           <w:p>
@@ -5687,7 +4657,6 @@
         <w:tc>
           <w:tcPr>
             <w:tcW w:type="dxa" w:w="2608"/>
-            <w:shd w:val="clear" w:color="auto" w:fill="FAFAFB"/>
             <w:vAlign w:val="center"/>
           </w:tcPr>
           <w:p>
@@ -5706,7 +4675,6 @@
         <w:tc>
           <w:tcPr>
             <w:tcW w:type="dxa" w:w="7030"/>
-            <w:shd w:val="clear" w:color="auto" w:fill="FAFAFB"/>
             <w:vAlign w:val="center"/>
           </w:tcPr>
           <w:p>
@@ -5746,19 +4714,7 @@
       </w:pPr>
       <w:r>
         <w:rPr/>
-        <w:t xml:space="preserve">To go ahead, tick your choices, sign below and send a copy to </w:t>
-      </w:r>
-      <w:r>
-        <w:rPr>
-          <w:b/>
-          <w:color w:val="20242B"/>
-          <w:shd w:val="clear" w:color="auto" w:fill="FFF1A8"/>
-        </w:rPr>
-        <w:t>[[EMAIL]]</w:t>
-      </w:r>
-      <w:r>
-        <w:rPr/>
-        <w:t xml:space="preserve"> or WhatsApp </w:t>
+        <w:t xml:space="preserve">To go ahead, tick your choices, sign below and send a copy to thabo@fluxmuse.com or WhatsApp </w:t>
       </w:r>
       <w:r>
         <w:rPr>
@@ -5818,7 +4774,7 @@
       <w:r>
         <w:rPr/>
         <w:tab/>
-        <w:t>Starter, monthly (R499/mo; R349 for the first 2 monthly bills if subscribing 1 Dec 2026 to 31 Jan 2027)</w:t>
+        <w:t>Nano, monthly (R149/mo) or annual (R1,490/yr)</w:t>
       </w:r>
     </w:p>
     <w:p>
@@ -5854,7 +4810,7 @@
       <w:r>
         <w:rPr/>
         <w:tab/>
-        <w:t>Starter, annual (R4,990/yr; 2 extra months free in the launch window)</w:t>
+        <w:t>Micro, monthly (R289/mo) or annual (R2,890/yr)</w:t>
       </w:r>
     </w:p>
     <w:p>
@@ -5890,7 +4846,7 @@
       <w:r>
         <w:rPr/>
         <w:tab/>
-        <w:t>Growth, monthly (R1,999/mo; R1,399 for the first 2 monthly bills if subscribing in the launch window)</w:t>
+        <w:t>Starter, monthly (R499/mo; Founding Member R349 for the first two monthly bills)</w:t>
       </w:r>
     </w:p>
     <w:p>
@@ -5926,43 +4882,7 @@
       <w:r>
         <w:rPr/>
         <w:tab/>
-        <w:t>Growth, annual (R19,990/yr; 2 extra months free in the launch window)</w:t>
-      </w:r>
-    </w:p>
-    <w:p>
-      <w:pPr>
-        <w:keepNext/>
-        <w:tabs>
-          <w:tab w:pos="397" w:val="left"/>
-        </w:tabs>
-        <w:spacing w:after="60"/>
-        <w:ind w:left="397" w:hanging="397"/>
-      </w:pPr>
-      <w:sdt>
-        <w:sdtPr>
-          <w:rPr>
-            <w:rFonts w:ascii="MS Gothic" w:eastAsia="MS Gothic" w:hAnsi="MS Gothic" w:hint="eastAsia"/>
-          </w:rPr>
-          <w14:checkbox>
-            <w14:checked w14:val="0"/>
-            <w14:checkedState w14:val="2612" w14:font="MS Gothic"/>
-            <w14:uncheckedState w14:val="2610" w14:font="MS Gothic"/>
-          </w14:checkbox>
-        </w:sdtPr>
-        <w:sdtContent>
-          <w:r>
-            <w:rPr>
-              <w:rFonts w:ascii="MS Gothic" w:eastAsia="MS Gothic" w:hAnsi="MS Gothic" w:hint="eastAsia"/>
-              <w:color w:val="20242B"/>
-            </w:rPr>
-            <w:t>☐</w:t>
-          </w:r>
-        </w:sdtContent>
-      </w:sdt>
-      <w:r>
-        <w:rPr/>
-        <w:tab/>
-        <w:t>Start with the 14-day free trial first</w:t>
+        <w:t>Starter, annual (R4,990/yr)</w:t>
       </w:r>
     </w:p>
     <w:p>
@@ -6098,7 +5018,7 @@
                 <w:color w:val="20242B"/>
                 <w:sz w:val="20"/>
               </w:rPr>
-              <w:t>For Fluxmuse Pty Ltd</w:t>
+              <w:t>For Fluxmuse (Pty) Ltd</w:t>
             </w:r>
           </w:p>
         </w:tc>

--- a/docs/go-to-market/03_Proposal_Templates/FluxMuse_Proposal_Sample_Braiding_Studio.docx
+++ b/docs/go-to-market/03_Proposal_Templates/FluxMuse_Proposal_Sample_Braiding_Studio.docx
@@ -735,7 +735,44 @@
                 <w:sz w:val="19"/>
               </w:rPr>
               <w:tab/>
-              <w:t>Founding Member is live for South African sign-ups: 30% off the first two monthly bills on Starter, Growth and Scale. No end date is set, so don't print one. Never on Agency or partner wholesale.</w:t>
+              <w:t>Founding Member is live on every self-serve plan, Nano to Agency (not Custom): 30% off the first two monthly bills, for sign-ups until 31 December 2026. It doesn't stack with partner wholesale or partner-level discounts.</w:t>
+            </w:r>
+          </w:p>
+          <w:p>
+            <w:pPr>
+              <w:tabs>
+                <w:tab w:pos="397" w:val="left"/>
+              </w:tabs>
+              <w:spacing w:after="60"/>
+              <w:ind w:left="397" w:hanging="397"/>
+            </w:pPr>
+            <w:sdt>
+              <w:sdtPr>
+                <w:rPr>
+                  <w:rFonts w:ascii="MS Gothic" w:eastAsia="MS Gothic" w:hAnsi="MS Gothic" w:hint="eastAsia"/>
+                </w:rPr>
+                <w14:checkbox>
+                  <w14:checked w14:val="0"/>
+                  <w14:checkedState w14:val="2612" w14:font="MS Gothic"/>
+                  <w14:uncheckedState w14:val="2610" w14:font="MS Gothic"/>
+                </w14:checkbox>
+              </w:sdtPr>
+              <w:sdtContent>
+                <w:r>
+                  <w:rPr>
+                    <w:rFonts w:ascii="MS Gothic" w:eastAsia="MS Gothic" w:hAnsi="MS Gothic" w:hint="eastAsia"/>
+                    <w:color w:val="20242B"/>
+                  </w:rPr>
+                  <w:t>☐</w:t>
+                </w:r>
+              </w:sdtContent>
+            </w:sdt>
+            <w:r>
+              <w:rPr>
+                <w:sz w:val="19"/>
+              </w:rPr>
+              <w:tab/>
+              <w:t>Never name a payment provider or gateway. Say “via our payment partners”. Card and EFT is how FluxMuse subscriptions are paid in South Africa today.</w:t>
             </w:r>
           </w:p>
           <w:p>
@@ -2819,7 +2856,7 @@
               <w:rPr>
                 <w:sz w:val="19"/>
               </w:rPr>
-              <w:t>–</w:t>
+              <w:t>R104, then R149</w:t>
             </w:r>
           </w:p>
         </w:tc>
@@ -2837,7 +2874,7 @@
               <w:rPr>
                 <w:sz w:val="19"/>
               </w:rPr>
-              <w:t>–</w:t>
+              <w:t>R202, then R289</w:t>
             </w:r>
           </w:p>
         </w:tc>
@@ -2871,16 +2908,7 @@
         <w:rPr>
           <w:sz w:val="18"/>
         </w:rPr>
-        <w:t xml:space="preserve">AI credits come with every plan; see fluxmuse.ai/pricing for the current allowance. </w:t>
-      </w:r>
-      <w:r>
-        <w:rPr>
-          <w:b/>
-          <w:color w:val="20242B"/>
-          <w:sz w:val="18"/>
-          <w:shd w:val="clear" w:color="auto" w:fill="FFF1A8"/>
-        </w:rPr>
-        <w:t>[[FOUNDER TO CONFIRM: whether Founding Member also covers Nano and Micro]]</w:t>
+        <w:t>AI credits come with every plan; see fluxmuse.ai/pricing for the current allowance.</w:t>
       </w:r>
     </w:p>
     <w:p>
@@ -2925,7 +2953,7 @@
       </w:r>
       <w:r>
         <w:rPr/>
-        <w:t xml:space="preserve"> is the step up when the business grows. Founding Member: South African sign-ups pay 30% less for their first two monthly bills. It is a discount, not a free period.</w:t>
+        <w:t xml:space="preserve"> is the step up when the business grows. Founding Member: 30% off the first two monthly bills on every plan from Nano to Agency, for sign-ups until 31 December 2026. It is a discount, not a free period.</w:t>
       </w:r>
     </w:p>
     <w:p>
@@ -2957,7 +2985,7 @@
         <w:drawing>
           <wp:inline xmlns:a="http://schemas.openxmlformats.org/drawingml/2006/main" xmlns:pic="http://schemas.openxmlformats.org/drawingml/2006/picture">
             <wp:extent cx="5400000" cy="3037500"/>
-            <wp:docPr id="4" name="Picture 4" descr="Founding Member offer: 30% off the first two monthly bills for South African sign-ups."/>
+            <wp:docPr id="4" name="Picture 4" descr="Founding Member offer: 30% off the first two monthly bills on every plan, Nano to Agency, until 31 December 2026."/>
             <wp:cNvGraphicFramePr>
               <a:graphicFrameLocks noChangeAspect="1"/>
             </wp:cNvGraphicFramePr>
@@ -3001,7 +3029,7 @@
       </w:r>
       <w:r>
         <w:rPr/>
-        <w:t xml:space="preserve"> Founding Member launch offer for South African sign-ups: 30% off the first two monthly bills.</w:t>
+        <w:t xml:space="preserve"> Founding Member launch offer: 30% off the first two monthly bills on every plan, until 31 December 2026.</w:t>
       </w:r>
     </w:p>
     <w:p>
@@ -3074,7 +3102,7 @@
       </w:pPr>
       <w:r>
         <w:rPr/>
-        <w:t xml:space="preserve">Checkout through FluxMuse (Paystack, South African bank accounts) is built and being switched on: it has not yet been tested end to end with real money. Until it is, orders arrive on your WhatsApp and you take payment the way you do today. </w:t>
+        <w:t xml:space="preserve">Checkout through FluxMuse in South Africa, via our payment partners, is built and being switched on: it has not yet been tested end to end with real money. Until it is, orders arrive on your WhatsApp and you take payment the way you do today. </w:t>
       </w:r>
       <w:r>
         <w:rPr>
@@ -3091,7 +3119,7 @@
       </w:pPr>
       <w:r>
         <w:rPr/>
-        <w:t>Your FluxMuse subscription is paid through Paystack, Yoco or Ozow.</w:t>
+        <w:t>Your FluxMuse subscription is paid by card or EFT, via our payment partners.</w:t>
       </w:r>
     </w:p>
     <w:p>
@@ -3726,7 +3754,7 @@
       </w:pPr>
       <w:r>
         <w:rPr/>
-        <w:t>Subscribe to your plan at fluxmuse.ai (payment first; Founding Member applies to South African sign-ups).</w:t>
+        <w:t>Subscribe to your plan at fluxmuse.ai (payment first; Founding Member applies to sign-ups until 31 December 2026).</w:t>
       </w:r>
     </w:p>
     <w:p>
@@ -4321,7 +4349,7 @@
                 <w:sz w:val="18"/>
                 <w:shd w:val="clear" w:color="auto" w:fill="FFF1A8"/>
               </w:rPr>
-              <w:t>[[PAYMENT METHOD: Paystack / Yoco / Ozow]]</w:t>
+              <w:t>[[PAYMENT METHOD: card / EFT]]</w:t>
             </w:r>
             <w:r>
               <w:rPr>
